--- a/exp.docx
+++ b/exp.docx
@@ -169,7 +169,7 @@
           <w:sz w:val="32"/>
           <w:szCs w:val="32"/>
         </w:rPr>
-        <w:t>5</w:t>
+        <w:t>7</w:t>
       </w:r>
       <w:r>
         <w:rPr>
@@ -189,7 +189,7 @@
           <w:sz w:val="32"/>
           <w:szCs w:val="32"/>
         </w:rPr>
-        <w:t>ARCHITECTURE</w:t>
+        <w:t>IMPROVING</w:t>
       </w:r>
       <w:r>
         <w:rPr>
@@ -199,7 +199,7 @@
           <w:sz w:val="32"/>
           <w:szCs w:val="32"/>
         </w:rPr>
-        <w:t xml:space="preserve"> DESIGN</w:t>
+        <w:t xml:space="preserve"> CODE QUALITY</w:t>
       </w:r>
     </w:p>
     <w:p>
@@ -210,37 +210,113 @@
         <w:spacing w:before="5" w:line="259" w:lineRule="auto"/>
         <w:ind w:right="37"/>
         <w:rPr>
+          <w:b/>
+          <w:bCs/>
+          <w:color w:val="4F81BD" w:themeColor="accent1"/>
+          <w:sz w:val="32"/>
+          <w:szCs w:val="32"/>
+        </w:rPr>
+      </w:pPr>
+    </w:p>
+    <w:p>
+      <w:pPr>
+        <w:tabs>
+          <w:tab w:val="left" w:pos="743"/>
+        </w:tabs>
+        <w:spacing w:before="5" w:line="259" w:lineRule="auto"/>
+        <w:ind w:right="37"/>
+        <w:rPr>
+          <w:rFonts w:asciiTheme="minorHAnsi" w:hAnsiTheme="minorHAnsi" w:cstheme="minorHAnsi"/>
+          <w:sz w:val="28"/>
+          <w:szCs w:val="28"/>
+          <w:lang w:val="en-IN"/>
+        </w:rPr>
+      </w:pPr>
+      <w:r>
+        <w:rPr>
+          <w:rFonts w:asciiTheme="minorHAnsi" w:hAnsiTheme="minorHAnsi" w:cstheme="minorHAnsi"/>
           <w:b/>
           <w:bCs/>
           <w:sz w:val="28"/>
           <w:szCs w:val="28"/>
           <w:lang w:val="en-IN"/>
         </w:rPr>
-      </w:pPr>
+        <w:t>Identified Problem:</w:t>
+      </w:r>
       <w:r>
         <w:rPr>
+          <w:rFonts w:asciiTheme="minorHAnsi" w:hAnsiTheme="minorHAnsi" w:cstheme="minorHAnsi"/>
+          <w:sz w:val="28"/>
+          <w:szCs w:val="28"/>
+          <w:lang w:val="en-IN"/>
+        </w:rPr>
+        <w:t xml:space="preserve"> Hard-coded styling values and a layout that was not optimized for smaller screens.</w:t>
+      </w:r>
+    </w:p>
+    <w:p>
+      <w:pPr>
+        <w:tabs>
+          <w:tab w:val="left" w:pos="743"/>
+        </w:tabs>
+        <w:spacing w:before="5" w:line="259" w:lineRule="auto"/>
+        <w:ind w:right="37"/>
+        <w:rPr>
+          <w:rFonts w:asciiTheme="minorHAnsi" w:hAnsiTheme="minorHAnsi" w:cstheme="minorHAnsi"/>
+          <w:sz w:val="28"/>
+          <w:szCs w:val="28"/>
+          <w:lang w:val="en-IN"/>
+        </w:rPr>
+      </w:pPr>
+      <w:r>
+        <w:rPr>
+          <w:rFonts w:asciiTheme="minorHAnsi" w:hAnsiTheme="minorHAnsi" w:cstheme="minorHAnsi"/>
           <w:b/>
           <w:bCs/>
           <w:sz w:val="28"/>
           <w:szCs w:val="28"/>
           <w:lang w:val="en-IN"/>
         </w:rPr>
-        <w:t>1. Architecture Type</w:t>
+        <w:t>Refactoring:</w:t>
+      </w:r>
+      <w:r>
+        <w:rPr>
+          <w:rFonts w:asciiTheme="minorHAnsi" w:hAnsiTheme="minorHAnsi" w:cstheme="minorHAnsi"/>
+          <w:sz w:val="28"/>
+          <w:szCs w:val="28"/>
+          <w:lang w:val="en-IN"/>
+        </w:rPr>
+        <w:t xml:space="preserve"> CSS custom properties were introduced to centralize </w:t>
+      </w:r>
+      <w:proofErr w:type="spellStart"/>
+      <w:r>
+        <w:rPr>
+          <w:rFonts w:asciiTheme="minorHAnsi" w:hAnsiTheme="minorHAnsi" w:cstheme="minorHAnsi"/>
+          <w:sz w:val="28"/>
+          <w:szCs w:val="28"/>
+          <w:lang w:val="en-IN"/>
+        </w:rPr>
+        <w:t>colors</w:t>
+      </w:r>
+      <w:proofErr w:type="spellEnd"/>
+      <w:r>
+        <w:rPr>
+          <w:rFonts w:asciiTheme="minorHAnsi" w:hAnsiTheme="minorHAnsi" w:cstheme="minorHAnsi"/>
+          <w:sz w:val="28"/>
+          <w:szCs w:val="28"/>
+          <w:lang w:val="en-IN"/>
+        </w:rPr>
+        <w:t>, spacing, and border radius. A responsive layout and media query were added, and the container was changed to a semantic &lt;main&gt; element.</w:t>
       </w:r>
     </w:p>
     <w:p>
       <w:pPr>
-        <w:numPr>
-          <w:ilvl w:val="0"/>
-          <w:numId w:val="5"/>
-        </w:numPr>
-        <w:tabs>
-          <w:tab w:val="clear" w:pos="720"/>
+        <w:tabs>
           <w:tab w:val="left" w:pos="743"/>
         </w:tabs>
         <w:spacing w:before="5" w:line="259" w:lineRule="auto"/>
         <w:ind w:right="37"/>
         <w:rPr>
+          <w:rFonts w:asciiTheme="minorHAnsi" w:hAnsiTheme="minorHAnsi" w:cstheme="minorHAnsi"/>
           <w:sz w:val="28"/>
           <w:szCs w:val="28"/>
           <w:lang w:val="en-IN"/>
@@ -248,35 +324,59 @@
       </w:pPr>
       <w:r>
         <w:rPr>
+          <w:rFonts w:asciiTheme="minorHAnsi" w:hAnsiTheme="minorHAnsi" w:cstheme="minorHAnsi"/>
           <w:b/>
           <w:bCs/>
           <w:sz w:val="28"/>
           <w:szCs w:val="28"/>
           <w:lang w:val="en-IN"/>
         </w:rPr>
-        <w:t>Model-View-Controller (MVC) Pattern</w:t>
+        <w:t>Improvements:</w:t>
       </w:r>
-      <w:r>
-        <w:rPr>
+    </w:p>
+    <w:p>
+      <w:pPr>
+        <w:numPr>
+          <w:ilvl w:val="0"/>
+          <w:numId w:val="19"/>
+        </w:numPr>
+        <w:tabs>
+          <w:tab w:val="clear" w:pos="720"/>
+          <w:tab w:val="left" w:pos="743"/>
+        </w:tabs>
+        <w:spacing w:before="5" w:line="259" w:lineRule="auto"/>
+        <w:ind w:right="37"/>
+        <w:rPr>
+          <w:rFonts w:asciiTheme="minorHAnsi" w:hAnsiTheme="minorHAnsi" w:cstheme="minorHAnsi"/>
           <w:sz w:val="28"/>
           <w:szCs w:val="28"/>
           <w:lang w:val="en-IN"/>
         </w:rPr>
-        <w:t xml:space="preserve"> </w:t>
+      </w:pPr>
+      <w:r>
+        <w:rPr>
+          <w:rFonts w:asciiTheme="minorHAnsi" w:hAnsiTheme="minorHAnsi" w:cstheme="minorHAnsi"/>
+          <w:sz w:val="28"/>
+          <w:szCs w:val="28"/>
+          <w:lang w:val="en-IN"/>
+        </w:rPr>
+        <w:t>Improved maintainability through centralized CSS variables.</w:t>
       </w:r>
     </w:p>
     <w:p>
       <w:pPr>
         <w:numPr>
-          <w:ilvl w:val="1"/>
-          <w:numId w:val="5"/>
+          <w:ilvl w:val="0"/>
+          <w:numId w:val="19"/>
         </w:numPr>
         <w:tabs>
+          <w:tab w:val="clear" w:pos="720"/>
           <w:tab w:val="left" w:pos="743"/>
         </w:tabs>
         <w:spacing w:before="5" w:line="259" w:lineRule="auto"/>
         <w:ind w:right="37"/>
         <w:rPr>
+          <w:rFonts w:asciiTheme="minorHAnsi" w:hAnsiTheme="minorHAnsi" w:cstheme="minorHAnsi"/>
           <w:sz w:val="28"/>
           <w:szCs w:val="28"/>
           <w:lang w:val="en-IN"/>
@@ -284,29 +384,109 @@
       </w:pPr>
       <w:r>
         <w:rPr>
+          <w:rFonts w:asciiTheme="minorHAnsi" w:hAnsiTheme="minorHAnsi" w:cstheme="minorHAnsi"/>
+          <w:sz w:val="28"/>
+          <w:szCs w:val="28"/>
+          <w:lang w:val="en-IN"/>
+        </w:rPr>
+        <w:t>Improved responsiveness on mobile devices.</w:t>
+      </w:r>
+    </w:p>
+    <w:p>
+      <w:pPr>
+        <w:numPr>
+          <w:ilvl w:val="0"/>
+          <w:numId w:val="19"/>
+        </w:numPr>
+        <w:tabs>
+          <w:tab w:val="clear" w:pos="720"/>
+          <w:tab w:val="left" w:pos="743"/>
+        </w:tabs>
+        <w:spacing w:before="5" w:line="259" w:lineRule="auto"/>
+        <w:ind w:right="37"/>
+        <w:rPr>
+          <w:rFonts w:asciiTheme="minorHAnsi" w:hAnsiTheme="minorHAnsi" w:cstheme="minorHAnsi"/>
+          <w:sz w:val="28"/>
+          <w:szCs w:val="28"/>
+          <w:lang w:val="en-IN"/>
+        </w:rPr>
+      </w:pPr>
+      <w:r>
+        <w:rPr>
+          <w:rFonts w:asciiTheme="minorHAnsi" w:hAnsiTheme="minorHAnsi" w:cstheme="minorHAnsi"/>
+          <w:sz w:val="28"/>
+          <w:szCs w:val="28"/>
+          <w:lang w:val="en-IN"/>
+        </w:rPr>
+        <w:t>Improved readability and semantic structure.</w:t>
+      </w:r>
+    </w:p>
+    <w:p>
+      <w:pPr>
+        <w:numPr>
+          <w:ilvl w:val="0"/>
+          <w:numId w:val="19"/>
+        </w:numPr>
+        <w:tabs>
+          <w:tab w:val="clear" w:pos="720"/>
+          <w:tab w:val="left" w:pos="743"/>
+        </w:tabs>
+        <w:spacing w:before="5" w:line="259" w:lineRule="auto"/>
+        <w:ind w:right="37"/>
+        <w:rPr>
+          <w:rFonts w:asciiTheme="minorHAnsi" w:hAnsiTheme="minorHAnsi" w:cstheme="minorHAnsi"/>
+          <w:sz w:val="28"/>
+          <w:szCs w:val="28"/>
+          <w:lang w:val="en-IN"/>
+        </w:rPr>
+      </w:pPr>
+      <w:r>
+        <w:rPr>
+          <w:rFonts w:asciiTheme="minorHAnsi" w:hAnsiTheme="minorHAnsi" w:cstheme="minorHAnsi"/>
+          <w:sz w:val="28"/>
+          <w:szCs w:val="28"/>
+          <w:lang w:val="en-IN"/>
+        </w:rPr>
+        <w:t>Preserved the original webpage design.</w:t>
+      </w:r>
+    </w:p>
+    <w:p>
+      <w:pPr>
+        <w:tabs>
+          <w:tab w:val="left" w:pos="743"/>
+        </w:tabs>
+        <w:spacing w:before="5" w:line="259" w:lineRule="auto"/>
+        <w:ind w:right="37"/>
+        <w:rPr>
+          <w:rFonts w:asciiTheme="minorHAnsi" w:hAnsiTheme="minorHAnsi" w:cstheme="minorHAnsi"/>
+          <w:sz w:val="28"/>
+          <w:szCs w:val="28"/>
+          <w:lang w:val="en-IN"/>
+        </w:rPr>
+      </w:pPr>
+      <w:r>
+        <w:rPr>
+          <w:rFonts w:asciiTheme="minorHAnsi" w:hAnsiTheme="minorHAnsi" w:cstheme="minorHAnsi"/>
           <w:b/>
           <w:bCs/>
           <w:sz w:val="28"/>
           <w:szCs w:val="28"/>
           <w:lang w:val="en-IN"/>
         </w:rPr>
-        <w:t>Model:</w:t>
+        <w:t>Conclusion:</w:t>
       </w:r>
       <w:r>
         <w:rPr>
+          <w:rFonts w:asciiTheme="minorHAnsi" w:hAnsiTheme="minorHAnsi" w:cstheme="minorHAnsi"/>
           <w:sz w:val="28"/>
           <w:szCs w:val="28"/>
           <w:lang w:val="en-IN"/>
         </w:rPr>
-        <w:t xml:space="preserve"> MySQL database containing Users, Books, Borrow Records, Reservations, Notifications and Fines. </w:t>
+        <w:t xml:space="preserve"> The webpage was refactored to improve code maintainability, readability, and responsiveness without significantly changing its appearance.</w:t>
       </w:r>
     </w:p>
     <w:p>
       <w:pPr>
-        <w:numPr>
-          <w:ilvl w:val="1"/>
-          <w:numId w:val="5"/>
-        </w:numPr>
         <w:tabs>
           <w:tab w:val="left" w:pos="743"/>
         </w:tabs>
@@ -315,1139 +495,8 @@
         <w:rPr>
           <w:sz w:val="28"/>
           <w:szCs w:val="28"/>
-          <w:lang w:val="en-IN"/>
-        </w:rPr>
-      </w:pPr>
-      <w:r>
-        <w:rPr>
-          <w:b/>
-          <w:bCs/>
-          <w:sz w:val="28"/>
-          <w:szCs w:val="28"/>
-          <w:lang w:val="en-IN"/>
-        </w:rPr>
-        <w:t>View:</w:t>
-      </w:r>
-      <w:r>
-        <w:rPr>
-          <w:sz w:val="28"/>
-          <w:szCs w:val="28"/>
-          <w:lang w:val="en-IN"/>
-        </w:rPr>
-        <w:t xml:space="preserve"> React.js web application for login, book search, borrow/return, reservation, dashboard and reports. </w:t>
-      </w:r>
-    </w:p>
-    <w:p>
-      <w:pPr>
-        <w:numPr>
-          <w:ilvl w:val="1"/>
-          <w:numId w:val="5"/>
-        </w:numPr>
-        <w:tabs>
-          <w:tab w:val="left" w:pos="743"/>
-        </w:tabs>
-        <w:spacing w:before="5" w:line="259" w:lineRule="auto"/>
-        <w:ind w:right="37"/>
-        <w:rPr>
-          <w:sz w:val="28"/>
-          <w:szCs w:val="28"/>
-          <w:lang w:val="en-IN"/>
-        </w:rPr>
-      </w:pPr>
-      <w:r>
-        <w:rPr>
-          <w:b/>
-          <w:bCs/>
-          <w:sz w:val="28"/>
-          <w:szCs w:val="28"/>
-          <w:lang w:val="en-IN"/>
-        </w:rPr>
-        <w:t>Controller:</w:t>
-      </w:r>
-      <w:r>
-        <w:rPr>
-          <w:sz w:val="28"/>
-          <w:szCs w:val="28"/>
-          <w:lang w:val="en-IN"/>
-        </w:rPr>
-        <w:t xml:space="preserve"> Node.js + Express.js REST API handling authentication, business logic, API requests and validation. </w:t>
-      </w:r>
-    </w:p>
-    <w:p>
-      <w:pPr>
-        <w:tabs>
-          <w:tab w:val="left" w:pos="743"/>
-        </w:tabs>
-        <w:spacing w:before="5" w:line="259" w:lineRule="auto"/>
-        <w:ind w:right="37"/>
-        <w:rPr>
-          <w:b/>
-          <w:bCs/>
-          <w:sz w:val="28"/>
-          <w:szCs w:val="28"/>
-          <w:lang w:val="en-IN"/>
-        </w:rPr>
-      </w:pPr>
-      <w:r>
-        <w:rPr>
-          <w:b/>
-          <w:bCs/>
-          <w:sz w:val="28"/>
-          <w:szCs w:val="28"/>
-          <w:lang w:val="en-IN"/>
-        </w:rPr>
-        <w:t>2. Component Diagram</w:t>
-      </w:r>
-    </w:p>
-    <w:p>
-      <w:pPr>
-        <w:numPr>
-          <w:ilvl w:val="0"/>
-          <w:numId w:val="6"/>
-        </w:numPr>
-        <w:tabs>
-          <w:tab w:val="clear" w:pos="720"/>
-          <w:tab w:val="left" w:pos="743"/>
-        </w:tabs>
-        <w:spacing w:before="5" w:line="259" w:lineRule="auto"/>
-        <w:ind w:right="37"/>
-        <w:rPr>
-          <w:sz w:val="28"/>
-          <w:szCs w:val="28"/>
-          <w:lang w:val="en-IN"/>
-        </w:rPr>
-      </w:pPr>
-      <w:r>
-        <w:rPr>
-          <w:b/>
-          <w:bCs/>
-          <w:sz w:val="28"/>
-          <w:szCs w:val="28"/>
-          <w:lang w:val="en-IN"/>
-        </w:rPr>
-        <w:t>Components:</w:t>
-      </w:r>
-      <w:r>
-        <w:rPr>
-          <w:sz w:val="28"/>
-          <w:szCs w:val="28"/>
-          <w:lang w:val="en-IN"/>
-        </w:rPr>
-        <w:t xml:space="preserve"> </w:t>
-      </w:r>
-    </w:p>
-    <w:p>
-      <w:pPr>
-        <w:numPr>
-          <w:ilvl w:val="1"/>
-          <w:numId w:val="6"/>
-        </w:numPr>
-        <w:tabs>
-          <w:tab w:val="left" w:pos="743"/>
-        </w:tabs>
-        <w:spacing w:before="5" w:line="259" w:lineRule="auto"/>
-        <w:ind w:right="37"/>
-        <w:rPr>
-          <w:sz w:val="28"/>
-          <w:szCs w:val="28"/>
-          <w:lang w:val="en-IN"/>
-        </w:rPr>
-      </w:pPr>
-      <w:r>
-        <w:rPr>
-          <w:b/>
-          <w:bCs/>
-          <w:sz w:val="28"/>
-          <w:szCs w:val="28"/>
-          <w:lang w:val="en-IN"/>
-        </w:rPr>
-        <w:t>Authentication Module:</w:t>
-      </w:r>
-      <w:r>
-        <w:rPr>
-          <w:sz w:val="28"/>
-          <w:szCs w:val="28"/>
-          <w:lang w:val="en-IN"/>
-        </w:rPr>
-        <w:t xml:space="preserve"> Handles user login and authentication. </w:t>
-      </w:r>
-    </w:p>
-    <w:p>
-      <w:pPr>
-        <w:numPr>
-          <w:ilvl w:val="1"/>
-          <w:numId w:val="6"/>
-        </w:numPr>
-        <w:tabs>
-          <w:tab w:val="left" w:pos="743"/>
-        </w:tabs>
-        <w:spacing w:before="5" w:line="259" w:lineRule="auto"/>
-        <w:ind w:right="37"/>
-        <w:rPr>
-          <w:sz w:val="28"/>
-          <w:szCs w:val="28"/>
-          <w:lang w:val="en-IN"/>
-        </w:rPr>
-      </w:pPr>
-      <w:r>
-        <w:rPr>
-          <w:b/>
-          <w:bCs/>
-          <w:sz w:val="28"/>
-          <w:szCs w:val="28"/>
-          <w:lang w:val="en-IN"/>
-        </w:rPr>
-        <w:t>Book Management Module:</w:t>
-      </w:r>
-      <w:r>
-        <w:rPr>
-          <w:sz w:val="28"/>
-          <w:szCs w:val="28"/>
-          <w:lang w:val="en-IN"/>
-        </w:rPr>
-        <w:t xml:space="preserve"> Handles book search, details, availability and management. </w:t>
-      </w:r>
-    </w:p>
-    <w:p>
-      <w:pPr>
-        <w:numPr>
-          <w:ilvl w:val="1"/>
-          <w:numId w:val="6"/>
-        </w:numPr>
-        <w:tabs>
-          <w:tab w:val="left" w:pos="743"/>
-        </w:tabs>
-        <w:spacing w:before="5" w:line="259" w:lineRule="auto"/>
-        <w:ind w:right="37"/>
-        <w:rPr>
-          <w:sz w:val="28"/>
-          <w:szCs w:val="28"/>
-          <w:lang w:val="en-IN"/>
-        </w:rPr>
-      </w:pPr>
-      <w:r>
-        <w:rPr>
-          <w:b/>
-          <w:bCs/>
-          <w:sz w:val="28"/>
-          <w:szCs w:val="28"/>
-          <w:lang w:val="en-IN"/>
-        </w:rPr>
-        <w:t>Borrow/Return Module:</w:t>
-      </w:r>
-      <w:r>
-        <w:rPr>
-          <w:sz w:val="28"/>
-          <w:szCs w:val="28"/>
-          <w:lang w:val="en-IN"/>
-        </w:rPr>
-        <w:t xml:space="preserve"> Handles borrowing, returning and renewal. </w:t>
-      </w:r>
-    </w:p>
-    <w:p>
-      <w:pPr>
-        <w:numPr>
-          <w:ilvl w:val="1"/>
-          <w:numId w:val="6"/>
-        </w:numPr>
-        <w:tabs>
-          <w:tab w:val="left" w:pos="743"/>
-        </w:tabs>
-        <w:spacing w:before="5" w:line="259" w:lineRule="auto"/>
-        <w:ind w:right="37"/>
-        <w:rPr>
-          <w:sz w:val="28"/>
-          <w:szCs w:val="28"/>
-          <w:lang w:val="en-IN"/>
-        </w:rPr>
-      </w:pPr>
-      <w:r>
-        <w:rPr>
-          <w:b/>
-          <w:bCs/>
-          <w:sz w:val="28"/>
-          <w:szCs w:val="28"/>
-          <w:lang w:val="en-IN"/>
-        </w:rPr>
-        <w:t>Reservation Module:</w:t>
-      </w:r>
-      <w:r>
-        <w:rPr>
-          <w:sz w:val="28"/>
-          <w:szCs w:val="28"/>
-          <w:lang w:val="en-IN"/>
-        </w:rPr>
-        <w:t xml:space="preserve"> Handles book reservations and cancellation. </w:t>
-      </w:r>
-    </w:p>
-    <w:p>
-      <w:pPr>
-        <w:numPr>
-          <w:ilvl w:val="1"/>
-          <w:numId w:val="6"/>
-        </w:numPr>
-        <w:tabs>
-          <w:tab w:val="left" w:pos="743"/>
-        </w:tabs>
-        <w:spacing w:before="5" w:line="259" w:lineRule="auto"/>
-        <w:ind w:right="37"/>
-        <w:rPr>
-          <w:sz w:val="28"/>
-          <w:szCs w:val="28"/>
-          <w:lang w:val="en-IN"/>
-        </w:rPr>
-      </w:pPr>
-      <w:r>
-        <w:rPr>
-          <w:b/>
-          <w:bCs/>
-          <w:sz w:val="28"/>
-          <w:szCs w:val="28"/>
-          <w:lang w:val="en-IN"/>
-        </w:rPr>
-        <w:t>Fine Management Module:</w:t>
-      </w:r>
-      <w:r>
-        <w:rPr>
-          <w:sz w:val="28"/>
-          <w:szCs w:val="28"/>
-          <w:lang w:val="en-IN"/>
-        </w:rPr>
-        <w:t xml:space="preserve"> Calculates and manages fines. </w:t>
-      </w:r>
-    </w:p>
-    <w:p>
-      <w:pPr>
-        <w:numPr>
-          <w:ilvl w:val="1"/>
-          <w:numId w:val="6"/>
-        </w:numPr>
-        <w:tabs>
-          <w:tab w:val="left" w:pos="743"/>
-        </w:tabs>
-        <w:spacing w:before="5" w:line="259" w:lineRule="auto"/>
-        <w:ind w:right="37"/>
-        <w:rPr>
-          <w:sz w:val="28"/>
-          <w:szCs w:val="28"/>
-          <w:lang w:val="en-IN"/>
-        </w:rPr>
-      </w:pPr>
-      <w:r>
-        <w:rPr>
-          <w:b/>
-          <w:bCs/>
-          <w:sz w:val="28"/>
-          <w:szCs w:val="28"/>
-          <w:lang w:val="en-IN"/>
-        </w:rPr>
-        <w:t>File Management Module:</w:t>
-      </w:r>
-      <w:r>
-        <w:rPr>
-          <w:sz w:val="28"/>
-          <w:szCs w:val="28"/>
-          <w:lang w:val="en-IN"/>
-        </w:rPr>
-        <w:t xml:space="preserve"> Handles library files. </w:t>
-      </w:r>
-    </w:p>
-    <w:p>
-      <w:pPr>
-        <w:numPr>
-          <w:ilvl w:val="1"/>
-          <w:numId w:val="6"/>
-        </w:numPr>
-        <w:tabs>
-          <w:tab w:val="left" w:pos="743"/>
-        </w:tabs>
-        <w:spacing w:before="5" w:line="259" w:lineRule="auto"/>
-        <w:ind w:right="37"/>
-        <w:rPr>
-          <w:sz w:val="28"/>
-          <w:szCs w:val="28"/>
-          <w:lang w:val="en-IN"/>
-        </w:rPr>
-      </w:pPr>
-      <w:r>
-        <w:rPr>
-          <w:b/>
-          <w:bCs/>
-          <w:sz w:val="28"/>
-          <w:szCs w:val="28"/>
-          <w:lang w:val="en-IN"/>
-        </w:rPr>
-        <w:t>Notification Module:</w:t>
-      </w:r>
-      <w:r>
-        <w:rPr>
-          <w:sz w:val="28"/>
-          <w:szCs w:val="28"/>
-          <w:lang w:val="en-IN"/>
-        </w:rPr>
-        <w:t xml:space="preserve"> Handles reminders and notifications. </w:t>
-      </w:r>
-    </w:p>
-    <w:p>
-      <w:pPr>
-        <w:numPr>
-          <w:ilvl w:val="1"/>
-          <w:numId w:val="6"/>
-        </w:numPr>
-        <w:tabs>
-          <w:tab w:val="left" w:pos="743"/>
-        </w:tabs>
-        <w:spacing w:before="5" w:line="259" w:lineRule="auto"/>
-        <w:ind w:right="37"/>
-        <w:rPr>
-          <w:sz w:val="28"/>
-          <w:szCs w:val="28"/>
-          <w:lang w:val="en-IN"/>
-        </w:rPr>
-      </w:pPr>
-      <w:r>
-        <w:rPr>
-          <w:b/>
-          <w:bCs/>
-          <w:sz w:val="28"/>
-          <w:szCs w:val="28"/>
-          <w:lang w:val="en-IN"/>
-        </w:rPr>
-        <w:t>Reports &amp; Analytics Module:</w:t>
-      </w:r>
-      <w:r>
-        <w:rPr>
-          <w:sz w:val="28"/>
-          <w:szCs w:val="28"/>
-          <w:lang w:val="en-IN"/>
-        </w:rPr>
-        <w:t xml:space="preserve"> Generates library reports. </w:t>
-      </w:r>
-    </w:p>
-    <w:p>
-      <w:pPr>
-        <w:numPr>
-          <w:ilvl w:val="0"/>
-          <w:numId w:val="6"/>
-        </w:numPr>
-        <w:tabs>
-          <w:tab w:val="clear" w:pos="720"/>
-          <w:tab w:val="left" w:pos="743"/>
-        </w:tabs>
-        <w:spacing w:before="5" w:line="259" w:lineRule="auto"/>
-        <w:ind w:right="37"/>
-        <w:rPr>
-          <w:sz w:val="28"/>
-          <w:szCs w:val="28"/>
-          <w:lang w:val="en-IN"/>
-        </w:rPr>
-      </w:pPr>
-      <w:r>
-        <w:rPr>
-          <w:b/>
-          <w:bCs/>
-          <w:sz w:val="28"/>
-          <w:szCs w:val="28"/>
-          <w:lang w:val="en-IN"/>
-        </w:rPr>
-        <w:t>Database:</w:t>
-      </w:r>
-      <w:r>
-        <w:rPr>
-          <w:sz w:val="28"/>
-          <w:szCs w:val="28"/>
-          <w:lang w:val="en-IN"/>
-        </w:rPr>
-        <w:t xml:space="preserve"> MySQL DB. </w:t>
-      </w:r>
-    </w:p>
-    <w:p>
-      <w:pPr>
-        <w:numPr>
-          <w:ilvl w:val="1"/>
-          <w:numId w:val="6"/>
-        </w:numPr>
-        <w:tabs>
-          <w:tab w:val="left" w:pos="743"/>
-        </w:tabs>
-        <w:spacing w:before="5" w:line="259" w:lineRule="auto"/>
-        <w:ind w:right="37"/>
-        <w:rPr>
-          <w:sz w:val="28"/>
-          <w:szCs w:val="28"/>
-          <w:lang w:val="en-IN"/>
-        </w:rPr>
-      </w:pPr>
-      <w:r>
-        <w:rPr>
-          <w:sz w:val="28"/>
-          <w:szCs w:val="28"/>
-          <w:lang w:val="en-IN"/>
-        </w:rPr>
-        <w:t xml:space="preserve">Stores users, books, borrow records, reservations, notifications and fines. </w:t>
-      </w:r>
-    </w:p>
-    <w:p>
-      <w:pPr>
-        <w:numPr>
-          <w:ilvl w:val="0"/>
-          <w:numId w:val="6"/>
-        </w:numPr>
-        <w:tabs>
-          <w:tab w:val="clear" w:pos="720"/>
-          <w:tab w:val="left" w:pos="743"/>
-        </w:tabs>
-        <w:spacing w:before="5" w:line="259" w:lineRule="auto"/>
-        <w:ind w:right="37"/>
-        <w:rPr>
-          <w:sz w:val="28"/>
-          <w:szCs w:val="28"/>
-          <w:lang w:val="en-IN"/>
-        </w:rPr>
-      </w:pPr>
-      <w:r>
-        <w:rPr>
-          <w:b/>
-          <w:bCs/>
-          <w:sz w:val="28"/>
-          <w:szCs w:val="28"/>
-          <w:lang w:val="en-IN"/>
-        </w:rPr>
-        <w:t>Connections:</w:t>
-      </w:r>
-      <w:r>
-        <w:rPr>
-          <w:sz w:val="28"/>
-          <w:szCs w:val="28"/>
-          <w:lang w:val="en-IN"/>
-        </w:rPr>
-        <w:t xml:space="preserve"> </w:t>
-      </w:r>
-    </w:p>
-    <w:p>
-      <w:pPr>
-        <w:numPr>
-          <w:ilvl w:val="1"/>
-          <w:numId w:val="6"/>
-        </w:numPr>
-        <w:tabs>
-          <w:tab w:val="left" w:pos="743"/>
-        </w:tabs>
-        <w:spacing w:before="5" w:line="259" w:lineRule="auto"/>
-        <w:ind w:right="37"/>
-        <w:rPr>
-          <w:sz w:val="28"/>
-          <w:szCs w:val="28"/>
-          <w:lang w:val="en-IN"/>
-        </w:rPr>
-      </w:pPr>
-      <w:r>
-        <w:rPr>
-          <w:sz w:val="28"/>
-          <w:szCs w:val="28"/>
-          <w:lang w:val="en-IN"/>
-        </w:rPr>
-        <w:t xml:space="preserve">Backend Modules → MySQL DB: Store and retrieve library data. </w:t>
-      </w:r>
-    </w:p>
-    <w:p>
-      <w:pPr>
-        <w:numPr>
-          <w:ilvl w:val="1"/>
-          <w:numId w:val="6"/>
-        </w:numPr>
-        <w:tabs>
-          <w:tab w:val="left" w:pos="743"/>
-        </w:tabs>
-        <w:spacing w:before="5" w:line="259" w:lineRule="auto"/>
-        <w:ind w:right="37"/>
-        <w:rPr>
-          <w:sz w:val="28"/>
-          <w:szCs w:val="28"/>
-          <w:lang w:val="en-IN"/>
-        </w:rPr>
-      </w:pPr>
-      <w:r>
-        <w:rPr>
-          <w:sz w:val="28"/>
-          <w:szCs w:val="28"/>
-          <w:lang w:val="en-IN"/>
-        </w:rPr>
-        <w:t xml:space="preserve">React.js → Node.js/Express: Sends REST API requests. </w:t>
-      </w:r>
-    </w:p>
-    <w:p>
-      <w:pPr>
-        <w:numPr>
-          <w:ilvl w:val="1"/>
-          <w:numId w:val="6"/>
-        </w:numPr>
-        <w:tabs>
-          <w:tab w:val="left" w:pos="743"/>
-        </w:tabs>
-        <w:spacing w:before="5" w:line="259" w:lineRule="auto"/>
-        <w:ind w:right="37"/>
-        <w:rPr>
-          <w:sz w:val="28"/>
-          <w:szCs w:val="28"/>
-          <w:lang w:val="en-IN"/>
-        </w:rPr>
-      </w:pPr>
-      <w:r>
-        <w:rPr>
-          <w:sz w:val="28"/>
-          <w:szCs w:val="28"/>
-          <w:lang w:val="en-IN"/>
-        </w:rPr>
-        <w:t xml:space="preserve">Node.js/Express → React.js: Returns JSON responses. </w:t>
-      </w:r>
-    </w:p>
-    <w:p>
-      <w:pPr>
-        <w:tabs>
-          <w:tab w:val="left" w:pos="743"/>
-        </w:tabs>
-        <w:spacing w:before="5" w:line="259" w:lineRule="auto"/>
-        <w:ind w:right="37"/>
-        <w:rPr>
-          <w:b/>
-          <w:bCs/>
-          <w:sz w:val="28"/>
-          <w:szCs w:val="28"/>
-          <w:lang w:val="en-IN"/>
-        </w:rPr>
-      </w:pPr>
-      <w:r>
-        <w:rPr>
-          <w:b/>
-          <w:bCs/>
-          <w:sz w:val="28"/>
-          <w:szCs w:val="28"/>
-          <w:lang w:val="en-IN"/>
-        </w:rPr>
-        <w:t>3. Deployment Diagram</w:t>
-      </w:r>
-    </w:p>
-    <w:p>
-      <w:pPr>
-        <w:numPr>
-          <w:ilvl w:val="0"/>
-          <w:numId w:val="7"/>
-        </w:numPr>
-        <w:tabs>
-          <w:tab w:val="clear" w:pos="720"/>
-          <w:tab w:val="left" w:pos="743"/>
-        </w:tabs>
-        <w:spacing w:before="5" w:line="259" w:lineRule="auto"/>
-        <w:ind w:right="37"/>
-        <w:rPr>
-          <w:sz w:val="28"/>
-          <w:szCs w:val="28"/>
-          <w:lang w:val="en-IN"/>
-        </w:rPr>
-      </w:pPr>
-      <w:r>
-        <w:rPr>
-          <w:b/>
-          <w:bCs/>
-          <w:sz w:val="28"/>
-          <w:szCs w:val="28"/>
-          <w:lang w:val="en-IN"/>
-        </w:rPr>
-        <w:t>Node 1 (Client Device):</w:t>
-      </w:r>
-      <w:r>
-        <w:rPr>
-          <w:sz w:val="28"/>
-          <w:szCs w:val="28"/>
-          <w:lang w:val="en-IN"/>
-        </w:rPr>
-        <w:t xml:space="preserve"> Student / Librarian / Admin device. </w:t>
-      </w:r>
-    </w:p>
-    <w:p>
-      <w:pPr>
-        <w:numPr>
-          <w:ilvl w:val="1"/>
-          <w:numId w:val="7"/>
-        </w:numPr>
-        <w:tabs>
-          <w:tab w:val="left" w:pos="743"/>
-        </w:tabs>
-        <w:spacing w:before="5" w:line="259" w:lineRule="auto"/>
-        <w:ind w:right="37"/>
-        <w:rPr>
-          <w:sz w:val="28"/>
-          <w:szCs w:val="28"/>
-          <w:lang w:val="en-IN"/>
-        </w:rPr>
-      </w:pPr>
-      <w:r>
-        <w:rPr>
-          <w:b/>
-          <w:bCs/>
-          <w:sz w:val="28"/>
-          <w:szCs w:val="28"/>
-          <w:lang w:val="en-IN"/>
-        </w:rPr>
-        <w:t>Component:</w:t>
-      </w:r>
-      <w:r>
-        <w:rPr>
-          <w:sz w:val="28"/>
-          <w:szCs w:val="28"/>
-          <w:lang w:val="en-IN"/>
-        </w:rPr>
-        <w:t xml:space="preserve"> Web Browser / React.js. </w:t>
-      </w:r>
-    </w:p>
-    <w:p>
-      <w:pPr>
-        <w:numPr>
-          <w:ilvl w:val="1"/>
-          <w:numId w:val="7"/>
-        </w:numPr>
-        <w:tabs>
-          <w:tab w:val="left" w:pos="743"/>
-        </w:tabs>
-        <w:spacing w:before="5" w:line="259" w:lineRule="auto"/>
-        <w:ind w:right="37"/>
-        <w:rPr>
-          <w:sz w:val="28"/>
-          <w:szCs w:val="28"/>
-          <w:lang w:val="en-IN"/>
-        </w:rPr>
-      </w:pPr>
-      <w:r>
-        <w:rPr>
-          <w:b/>
-          <w:bCs/>
-          <w:sz w:val="28"/>
-          <w:szCs w:val="28"/>
-          <w:lang w:val="en-IN"/>
-        </w:rPr>
-        <w:t>Purpose:</w:t>
-      </w:r>
-      <w:r>
-        <w:rPr>
-          <w:sz w:val="28"/>
-          <w:szCs w:val="28"/>
-          <w:lang w:val="en-IN"/>
-        </w:rPr>
-        <w:t xml:space="preserve"> Provides the user interface. </w:t>
-      </w:r>
-    </w:p>
-    <w:p>
-      <w:pPr>
-        <w:numPr>
-          <w:ilvl w:val="0"/>
-          <w:numId w:val="7"/>
-        </w:numPr>
-        <w:tabs>
-          <w:tab w:val="clear" w:pos="720"/>
-          <w:tab w:val="left" w:pos="743"/>
-        </w:tabs>
-        <w:spacing w:before="5" w:line="259" w:lineRule="auto"/>
-        <w:ind w:right="37"/>
-        <w:rPr>
-          <w:sz w:val="28"/>
-          <w:szCs w:val="28"/>
-          <w:lang w:val="en-IN"/>
-        </w:rPr>
-      </w:pPr>
-      <w:r>
-        <w:rPr>
-          <w:b/>
-          <w:bCs/>
-          <w:sz w:val="28"/>
-          <w:szCs w:val="28"/>
-          <w:lang w:val="en-IN"/>
-        </w:rPr>
-        <w:t>Node 2 (Application Server):</w:t>
-      </w:r>
-      <w:r>
-        <w:rPr>
-          <w:sz w:val="28"/>
-          <w:szCs w:val="28"/>
-          <w:lang w:val="en-IN"/>
-        </w:rPr>
-        <w:t xml:space="preserve"> Node.js + Express.js. </w:t>
-      </w:r>
-    </w:p>
-    <w:p>
-      <w:pPr>
-        <w:numPr>
-          <w:ilvl w:val="1"/>
-          <w:numId w:val="7"/>
-        </w:numPr>
-        <w:tabs>
-          <w:tab w:val="left" w:pos="743"/>
-        </w:tabs>
-        <w:spacing w:before="5" w:line="259" w:lineRule="auto"/>
-        <w:ind w:right="37"/>
-        <w:rPr>
-          <w:sz w:val="28"/>
-          <w:szCs w:val="28"/>
-          <w:lang w:val="en-IN"/>
-        </w:rPr>
-      </w:pPr>
-      <w:r>
-        <w:rPr>
-          <w:b/>
-          <w:bCs/>
-          <w:sz w:val="28"/>
-          <w:szCs w:val="28"/>
-          <w:lang w:val="en-IN"/>
-        </w:rPr>
-        <w:lastRenderedPageBreak/>
-        <w:t>Components:</w:t>
-      </w:r>
-      <w:r>
-        <w:rPr>
-          <w:sz w:val="28"/>
-          <w:szCs w:val="28"/>
-          <w:lang w:val="en-IN"/>
-        </w:rPr>
-        <w:t xml:space="preserve"> REST API and backend modules. </w:t>
-      </w:r>
-    </w:p>
-    <w:p>
-      <w:pPr>
-        <w:numPr>
-          <w:ilvl w:val="1"/>
-          <w:numId w:val="7"/>
-        </w:numPr>
-        <w:tabs>
-          <w:tab w:val="left" w:pos="743"/>
-        </w:tabs>
-        <w:spacing w:before="5" w:line="259" w:lineRule="auto"/>
-        <w:ind w:right="37"/>
-        <w:rPr>
-          <w:sz w:val="28"/>
-          <w:szCs w:val="28"/>
-          <w:lang w:val="en-IN"/>
-        </w:rPr>
-      </w:pPr>
-      <w:r>
-        <w:rPr>
-          <w:b/>
-          <w:bCs/>
-          <w:sz w:val="28"/>
-          <w:szCs w:val="28"/>
-          <w:lang w:val="en-IN"/>
-        </w:rPr>
-        <w:t>Purpose:</w:t>
-      </w:r>
-      <w:r>
-        <w:rPr>
-          <w:sz w:val="28"/>
-          <w:szCs w:val="28"/>
-          <w:lang w:val="en-IN"/>
-        </w:rPr>
-        <w:t xml:space="preserve"> Processes requests and executes library operations. </w:t>
-      </w:r>
-    </w:p>
-    <w:p>
-      <w:pPr>
-        <w:numPr>
-          <w:ilvl w:val="0"/>
-          <w:numId w:val="7"/>
-        </w:numPr>
-        <w:tabs>
-          <w:tab w:val="clear" w:pos="720"/>
-          <w:tab w:val="left" w:pos="743"/>
-        </w:tabs>
-        <w:spacing w:before="5" w:line="259" w:lineRule="auto"/>
-        <w:ind w:right="37"/>
-        <w:rPr>
-          <w:sz w:val="28"/>
-          <w:szCs w:val="28"/>
-          <w:lang w:val="en-IN"/>
-        </w:rPr>
-      </w:pPr>
-      <w:r>
-        <w:rPr>
-          <w:b/>
-          <w:bCs/>
-          <w:sz w:val="28"/>
-          <w:szCs w:val="28"/>
-          <w:lang w:val="en-IN"/>
-        </w:rPr>
-        <w:t>Node 3 (Database Server):</w:t>
-      </w:r>
-      <w:r>
-        <w:rPr>
-          <w:sz w:val="28"/>
-          <w:szCs w:val="28"/>
-          <w:lang w:val="en-IN"/>
-        </w:rPr>
-        <w:t xml:space="preserve"> MySQL Server. </w:t>
-      </w:r>
-    </w:p>
-    <w:p>
-      <w:pPr>
-        <w:numPr>
-          <w:ilvl w:val="1"/>
-          <w:numId w:val="7"/>
-        </w:numPr>
-        <w:tabs>
-          <w:tab w:val="left" w:pos="743"/>
-        </w:tabs>
-        <w:spacing w:before="5" w:line="259" w:lineRule="auto"/>
-        <w:ind w:right="37"/>
-        <w:rPr>
-          <w:sz w:val="28"/>
-          <w:szCs w:val="28"/>
-          <w:lang w:val="en-IN"/>
-        </w:rPr>
-      </w:pPr>
-      <w:r>
-        <w:rPr>
-          <w:b/>
-          <w:bCs/>
-          <w:sz w:val="28"/>
-          <w:szCs w:val="28"/>
-          <w:lang w:val="en-IN"/>
-        </w:rPr>
-        <w:t>Component:</w:t>
-      </w:r>
-      <w:r>
-        <w:rPr>
-          <w:sz w:val="28"/>
-          <w:szCs w:val="28"/>
-          <w:lang w:val="en-IN"/>
-        </w:rPr>
-        <w:t xml:space="preserve"> MySQL Database. </w:t>
-      </w:r>
-    </w:p>
-    <w:p>
-      <w:pPr>
-        <w:numPr>
-          <w:ilvl w:val="1"/>
-          <w:numId w:val="7"/>
-        </w:numPr>
-        <w:tabs>
-          <w:tab w:val="left" w:pos="743"/>
-        </w:tabs>
-        <w:spacing w:before="5" w:line="259" w:lineRule="auto"/>
-        <w:ind w:right="37"/>
-        <w:rPr>
-          <w:sz w:val="28"/>
-          <w:szCs w:val="28"/>
-          <w:lang w:val="en-IN"/>
-        </w:rPr>
-      </w:pPr>
-      <w:r>
-        <w:rPr>
-          <w:b/>
-          <w:bCs/>
-          <w:sz w:val="28"/>
-          <w:szCs w:val="28"/>
-          <w:lang w:val="en-IN"/>
-        </w:rPr>
-        <w:t>Stores:</w:t>
-      </w:r>
-      <w:r>
-        <w:rPr>
-          <w:sz w:val="28"/>
-          <w:szCs w:val="28"/>
-          <w:lang w:val="en-IN"/>
-        </w:rPr>
-        <w:t xml:space="preserve"> Users, Books, Borrow Records, Reservations, Notifications and Fines. </w:t>
-      </w:r>
-    </w:p>
-    <w:p>
-      <w:pPr>
-        <w:numPr>
-          <w:ilvl w:val="0"/>
-          <w:numId w:val="7"/>
-        </w:numPr>
-        <w:tabs>
-          <w:tab w:val="clear" w:pos="720"/>
-          <w:tab w:val="left" w:pos="743"/>
-        </w:tabs>
-        <w:spacing w:before="5" w:line="259" w:lineRule="auto"/>
-        <w:ind w:right="37"/>
-        <w:rPr>
-          <w:sz w:val="28"/>
-          <w:szCs w:val="28"/>
-          <w:lang w:val="en-IN"/>
-        </w:rPr>
-      </w:pPr>
-      <w:r>
-        <w:rPr>
-          <w:b/>
-          <w:bCs/>
-          <w:sz w:val="28"/>
-          <w:szCs w:val="28"/>
-          <w:lang w:val="en-IN"/>
-        </w:rPr>
-        <w:t>Communication:</w:t>
-      </w:r>
-      <w:r>
-        <w:rPr>
-          <w:sz w:val="28"/>
-          <w:szCs w:val="28"/>
-          <w:lang w:val="en-IN"/>
-        </w:rPr>
-        <w:t xml:space="preserve"> </w:t>
-      </w:r>
-    </w:p>
-    <w:p>
-      <w:pPr>
-        <w:numPr>
-          <w:ilvl w:val="1"/>
-          <w:numId w:val="7"/>
-        </w:numPr>
-        <w:tabs>
-          <w:tab w:val="left" w:pos="743"/>
-        </w:tabs>
-        <w:spacing w:before="5" w:line="259" w:lineRule="auto"/>
-        <w:ind w:right="37"/>
-        <w:rPr>
-          <w:sz w:val="28"/>
-          <w:szCs w:val="28"/>
-          <w:lang w:val="en-IN"/>
-        </w:rPr>
-      </w:pPr>
-      <w:r>
-        <w:rPr>
-          <w:sz w:val="28"/>
-          <w:szCs w:val="28"/>
-          <w:lang w:val="en-IN"/>
-        </w:rPr>
-        <w:t xml:space="preserve">Client ↔ Application Server: </w:t>
-      </w:r>
-      <w:r>
-        <w:rPr>
-          <w:b/>
-          <w:bCs/>
-          <w:sz w:val="28"/>
-          <w:szCs w:val="28"/>
-          <w:lang w:val="en-IN"/>
-        </w:rPr>
-        <w:t>HTTP/HTTPS</w:t>
-      </w:r>
-      <w:r>
-        <w:rPr>
-          <w:sz w:val="28"/>
-          <w:szCs w:val="28"/>
-          <w:lang w:val="en-IN"/>
-        </w:rPr>
-        <w:t xml:space="preserve"> </w:t>
-      </w:r>
-    </w:p>
-    <w:p>
-      <w:pPr>
-        <w:numPr>
-          <w:ilvl w:val="1"/>
-          <w:numId w:val="7"/>
-        </w:numPr>
-        <w:tabs>
-          <w:tab w:val="left" w:pos="743"/>
-        </w:tabs>
-        <w:spacing w:before="5" w:line="259" w:lineRule="auto"/>
-        <w:ind w:right="37"/>
-        <w:rPr>
-          <w:sz w:val="28"/>
-          <w:szCs w:val="28"/>
-          <w:lang w:val="en-IN"/>
-        </w:rPr>
-      </w:pPr>
-      <w:r>
-        <w:rPr>
-          <w:sz w:val="28"/>
-          <w:szCs w:val="28"/>
-          <w:lang w:val="en-IN"/>
-        </w:rPr>
-        <w:t xml:space="preserve">Application Server ↔ Database Server: </w:t>
-      </w:r>
-      <w:r>
-        <w:rPr>
-          <w:b/>
-          <w:bCs/>
-          <w:sz w:val="28"/>
-          <w:szCs w:val="28"/>
-          <w:lang w:val="en-IN"/>
-        </w:rPr>
-        <w:t>SQL queries and results</w:t>
-      </w:r>
-      <w:r>
-        <w:rPr>
-          <w:sz w:val="28"/>
-          <w:szCs w:val="28"/>
-          <w:lang w:val="en-IN"/>
-        </w:rPr>
-        <w:t xml:space="preserve">. </w:t>
-      </w:r>
-    </w:p>
-    <w:p>
-      <w:pPr>
-        <w:tabs>
-          <w:tab w:val="left" w:pos="743"/>
-        </w:tabs>
-        <w:spacing w:before="5" w:line="259" w:lineRule="auto"/>
-        <w:ind w:right="37"/>
-        <w:rPr>
-          <w:sz w:val="28"/>
-          <w:szCs w:val="28"/>
-        </w:rPr>
-      </w:pPr>
-      <w:r>
-        <w:rPr>
-          <w:noProof/>
-          <w:sz w:val="28"/>
-          <w:szCs w:val="28"/>
-        </w:rPr>
-        <w:drawing>
-          <wp:inline distT="0" distB="0" distL="0" distR="0" wp14:anchorId="2D2CD32C" wp14:editId="62538990">
-            <wp:extent cx="5763260" cy="7251065"/>
-            <wp:effectExtent l="0" t="0" r="8890" b="6985"/>
-            <wp:docPr id="1206548735" name="Picture 1"/>
-            <wp:cNvGraphicFramePr>
-              <a:graphicFrameLocks xmlns:a="http://schemas.openxmlformats.org/drawingml/2006/main" noChangeAspect="1"/>
-            </wp:cNvGraphicFramePr>
-            <a:graphic xmlns:a="http://schemas.openxmlformats.org/drawingml/2006/main">
-              <a:graphicData uri="http://schemas.openxmlformats.org/drawingml/2006/picture">
-                <pic:pic xmlns:pic="http://schemas.openxmlformats.org/drawingml/2006/picture">
-                  <pic:nvPicPr>
-                    <pic:cNvPr id="0" name="Picture 1"/>
-                    <pic:cNvPicPr>
-                      <a:picLocks noChangeAspect="1" noChangeArrowheads="1"/>
-                    </pic:cNvPicPr>
-                  </pic:nvPicPr>
-                  <pic:blipFill>
-                    <a:blip r:embed="rId7">
-                      <a:extLst>
-                        <a:ext uri="{28A0092B-C50C-407E-A947-70E740481C1C}">
-                          <a14:useLocalDpi xmlns:a14="http://schemas.microsoft.com/office/drawing/2010/main" val="0"/>
-                        </a:ext>
-                      </a:extLst>
-                    </a:blip>
-                    <a:srcRect/>
-                    <a:stretch>
-                      <a:fillRect/>
-                    </a:stretch>
-                  </pic:blipFill>
-                  <pic:spPr bwMode="auto">
-                    <a:xfrm>
-                      <a:off x="0" y="0"/>
-                      <a:ext cx="5763260" cy="7251065"/>
-                    </a:xfrm>
-                    <a:prstGeom prst="rect">
-                      <a:avLst/>
-                    </a:prstGeom>
-                    <a:noFill/>
-                    <a:ln>
-                      <a:noFill/>
-                    </a:ln>
-                  </pic:spPr>
-                </pic:pic>
-              </a:graphicData>
-            </a:graphic>
-          </wp:inline>
-        </w:drawing>
-      </w:r>
+        </w:rPr>
+      </w:pPr>
     </w:p>
     <w:sectPr>
       <w:pgSz w:w="11910" w:h="16840"/>
@@ -1547,6 +596,232 @@
     </w:lvl>
   </w:abstractNum>
   <w:abstractNum w:abstractNumId="1" w15:restartNumberingAfterBreak="0">
+    <w:nsid w:val="0A923C83"/>
+    <w:multiLevelType w:val="hybridMultilevel"/>
+    <w:tmpl w:val="626A01B6"/>
+    <w:lvl w:ilvl="0" w:tplc="40090001">
+      <w:start w:val="1"/>
+      <w:numFmt w:val="bullet"/>
+      <w:lvlText w:val=""/>
+      <w:lvlJc w:val="left"/>
+      <w:pPr>
+        <w:ind w:left="1222" w:hanging="360"/>
+      </w:pPr>
+      <w:rPr>
+        <w:rFonts w:ascii="Symbol" w:hAnsi="Symbol" w:hint="default"/>
+      </w:rPr>
+    </w:lvl>
+    <w:lvl w:ilvl="1" w:tplc="40090003" w:tentative="1">
+      <w:start w:val="1"/>
+      <w:numFmt w:val="bullet"/>
+      <w:lvlText w:val="o"/>
+      <w:lvlJc w:val="left"/>
+      <w:pPr>
+        <w:ind w:left="1942" w:hanging="360"/>
+      </w:pPr>
+      <w:rPr>
+        <w:rFonts w:ascii="Courier New" w:hAnsi="Courier New" w:cs="Courier New" w:hint="default"/>
+      </w:rPr>
+    </w:lvl>
+    <w:lvl w:ilvl="2" w:tplc="40090005" w:tentative="1">
+      <w:start w:val="1"/>
+      <w:numFmt w:val="bullet"/>
+      <w:lvlText w:val=""/>
+      <w:lvlJc w:val="left"/>
+      <w:pPr>
+        <w:ind w:left="2662" w:hanging="360"/>
+      </w:pPr>
+      <w:rPr>
+        <w:rFonts w:ascii="Wingdings" w:hAnsi="Wingdings" w:hint="default"/>
+      </w:rPr>
+    </w:lvl>
+    <w:lvl w:ilvl="3" w:tplc="40090001" w:tentative="1">
+      <w:start w:val="1"/>
+      <w:numFmt w:val="bullet"/>
+      <w:lvlText w:val=""/>
+      <w:lvlJc w:val="left"/>
+      <w:pPr>
+        <w:ind w:left="3382" w:hanging="360"/>
+      </w:pPr>
+      <w:rPr>
+        <w:rFonts w:ascii="Symbol" w:hAnsi="Symbol" w:hint="default"/>
+      </w:rPr>
+    </w:lvl>
+    <w:lvl w:ilvl="4" w:tplc="40090003" w:tentative="1">
+      <w:start w:val="1"/>
+      <w:numFmt w:val="bullet"/>
+      <w:lvlText w:val="o"/>
+      <w:lvlJc w:val="left"/>
+      <w:pPr>
+        <w:ind w:left="4102" w:hanging="360"/>
+      </w:pPr>
+      <w:rPr>
+        <w:rFonts w:ascii="Courier New" w:hAnsi="Courier New" w:cs="Courier New" w:hint="default"/>
+      </w:rPr>
+    </w:lvl>
+    <w:lvl w:ilvl="5" w:tplc="40090005" w:tentative="1">
+      <w:start w:val="1"/>
+      <w:numFmt w:val="bullet"/>
+      <w:lvlText w:val=""/>
+      <w:lvlJc w:val="left"/>
+      <w:pPr>
+        <w:ind w:left="4822" w:hanging="360"/>
+      </w:pPr>
+      <w:rPr>
+        <w:rFonts w:ascii="Wingdings" w:hAnsi="Wingdings" w:hint="default"/>
+      </w:rPr>
+    </w:lvl>
+    <w:lvl w:ilvl="6" w:tplc="40090001" w:tentative="1">
+      <w:start w:val="1"/>
+      <w:numFmt w:val="bullet"/>
+      <w:lvlText w:val=""/>
+      <w:lvlJc w:val="left"/>
+      <w:pPr>
+        <w:ind w:left="5542" w:hanging="360"/>
+      </w:pPr>
+      <w:rPr>
+        <w:rFonts w:ascii="Symbol" w:hAnsi="Symbol" w:hint="default"/>
+      </w:rPr>
+    </w:lvl>
+    <w:lvl w:ilvl="7" w:tplc="40090003" w:tentative="1">
+      <w:start w:val="1"/>
+      <w:numFmt w:val="bullet"/>
+      <w:lvlText w:val="o"/>
+      <w:lvlJc w:val="left"/>
+      <w:pPr>
+        <w:ind w:left="6262" w:hanging="360"/>
+      </w:pPr>
+      <w:rPr>
+        <w:rFonts w:ascii="Courier New" w:hAnsi="Courier New" w:cs="Courier New" w:hint="default"/>
+      </w:rPr>
+    </w:lvl>
+    <w:lvl w:ilvl="8" w:tplc="40090005" w:tentative="1">
+      <w:start w:val="1"/>
+      <w:numFmt w:val="bullet"/>
+      <w:lvlText w:val=""/>
+      <w:lvlJc w:val="left"/>
+      <w:pPr>
+        <w:ind w:left="6982" w:hanging="360"/>
+      </w:pPr>
+      <w:rPr>
+        <w:rFonts w:ascii="Wingdings" w:hAnsi="Wingdings" w:hint="default"/>
+      </w:rPr>
+    </w:lvl>
+  </w:abstractNum>
+  <w:abstractNum w:abstractNumId="2" w15:restartNumberingAfterBreak="0">
+    <w:nsid w:val="19C71EBB"/>
+    <w:multiLevelType w:val="hybridMultilevel"/>
+    <w:tmpl w:val="B270FB20"/>
+    <w:lvl w:ilvl="0" w:tplc="40090001">
+      <w:start w:val="1"/>
+      <w:numFmt w:val="bullet"/>
+      <w:lvlText w:val=""/>
+      <w:lvlJc w:val="left"/>
+      <w:pPr>
+        <w:ind w:left="720" w:hanging="360"/>
+      </w:pPr>
+      <w:rPr>
+        <w:rFonts w:ascii="Symbol" w:hAnsi="Symbol" w:hint="default"/>
+      </w:rPr>
+    </w:lvl>
+    <w:lvl w:ilvl="1" w:tplc="40090003" w:tentative="1">
+      <w:start w:val="1"/>
+      <w:numFmt w:val="bullet"/>
+      <w:lvlText w:val="o"/>
+      <w:lvlJc w:val="left"/>
+      <w:pPr>
+        <w:ind w:left="1440" w:hanging="360"/>
+      </w:pPr>
+      <w:rPr>
+        <w:rFonts w:ascii="Courier New" w:hAnsi="Courier New" w:cs="Courier New" w:hint="default"/>
+      </w:rPr>
+    </w:lvl>
+    <w:lvl w:ilvl="2" w:tplc="40090005" w:tentative="1">
+      <w:start w:val="1"/>
+      <w:numFmt w:val="bullet"/>
+      <w:lvlText w:val=""/>
+      <w:lvlJc w:val="left"/>
+      <w:pPr>
+        <w:ind w:left="2160" w:hanging="360"/>
+      </w:pPr>
+      <w:rPr>
+        <w:rFonts w:ascii="Wingdings" w:hAnsi="Wingdings" w:hint="default"/>
+      </w:rPr>
+    </w:lvl>
+    <w:lvl w:ilvl="3" w:tplc="40090001" w:tentative="1">
+      <w:start w:val="1"/>
+      <w:numFmt w:val="bullet"/>
+      <w:lvlText w:val=""/>
+      <w:lvlJc w:val="left"/>
+      <w:pPr>
+        <w:ind w:left="2880" w:hanging="360"/>
+      </w:pPr>
+      <w:rPr>
+        <w:rFonts w:ascii="Symbol" w:hAnsi="Symbol" w:hint="default"/>
+      </w:rPr>
+    </w:lvl>
+    <w:lvl w:ilvl="4" w:tplc="40090003" w:tentative="1">
+      <w:start w:val="1"/>
+      <w:numFmt w:val="bullet"/>
+      <w:lvlText w:val="o"/>
+      <w:lvlJc w:val="left"/>
+      <w:pPr>
+        <w:ind w:left="3600" w:hanging="360"/>
+      </w:pPr>
+      <w:rPr>
+        <w:rFonts w:ascii="Courier New" w:hAnsi="Courier New" w:cs="Courier New" w:hint="default"/>
+      </w:rPr>
+    </w:lvl>
+    <w:lvl w:ilvl="5" w:tplc="40090005" w:tentative="1">
+      <w:start w:val="1"/>
+      <w:numFmt w:val="bullet"/>
+      <w:lvlText w:val=""/>
+      <w:lvlJc w:val="left"/>
+      <w:pPr>
+        <w:ind w:left="4320" w:hanging="360"/>
+      </w:pPr>
+      <w:rPr>
+        <w:rFonts w:ascii="Wingdings" w:hAnsi="Wingdings" w:hint="default"/>
+      </w:rPr>
+    </w:lvl>
+    <w:lvl w:ilvl="6" w:tplc="40090001" w:tentative="1">
+      <w:start w:val="1"/>
+      <w:numFmt w:val="bullet"/>
+      <w:lvlText w:val=""/>
+      <w:lvlJc w:val="left"/>
+      <w:pPr>
+        <w:ind w:left="5040" w:hanging="360"/>
+      </w:pPr>
+      <w:rPr>
+        <w:rFonts w:ascii="Symbol" w:hAnsi="Symbol" w:hint="default"/>
+      </w:rPr>
+    </w:lvl>
+    <w:lvl w:ilvl="7" w:tplc="40090003" w:tentative="1">
+      <w:start w:val="1"/>
+      <w:numFmt w:val="bullet"/>
+      <w:lvlText w:val="o"/>
+      <w:lvlJc w:val="left"/>
+      <w:pPr>
+        <w:ind w:left="5760" w:hanging="360"/>
+      </w:pPr>
+      <w:rPr>
+        <w:rFonts w:ascii="Courier New" w:hAnsi="Courier New" w:cs="Courier New" w:hint="default"/>
+      </w:rPr>
+    </w:lvl>
+    <w:lvl w:ilvl="8" w:tplc="40090005" w:tentative="1">
+      <w:start w:val="1"/>
+      <w:numFmt w:val="bullet"/>
+      <w:lvlText w:val=""/>
+      <w:lvlJc w:val="left"/>
+      <w:pPr>
+        <w:ind w:left="6480" w:hanging="360"/>
+      </w:pPr>
+      <w:rPr>
+        <w:rFonts w:ascii="Wingdings" w:hAnsi="Wingdings" w:hint="default"/>
+      </w:rPr>
+    </w:lvl>
+  </w:abstractNum>
+  <w:abstractNum w:abstractNumId="3" w15:restartNumberingAfterBreak="0">
     <w:nsid w:val="202E439F"/>
     <w:multiLevelType w:val="hybridMultilevel"/>
     <w:tmpl w:val="BA1C7192"/>
@@ -1632,7 +907,7 @@
       </w:pPr>
     </w:lvl>
   </w:abstractNum>
-  <w:abstractNum w:abstractNumId="2" w15:restartNumberingAfterBreak="0">
+  <w:abstractNum w:abstractNumId="4" w15:restartNumberingAfterBreak="0">
     <w:nsid w:val="22D63106"/>
     <w:multiLevelType w:val="hybridMultilevel"/>
     <w:tmpl w:val="D08E9086"/>
@@ -1754,7 +1029,227 @@
       </w:rPr>
     </w:lvl>
   </w:abstractNum>
-  <w:abstractNum w:abstractNumId="3" w15:restartNumberingAfterBreak="0">
+  <w:abstractNum w:abstractNumId="5" w15:restartNumberingAfterBreak="0">
+    <w:nsid w:val="2CFF7A37"/>
+    <w:multiLevelType w:val="hybridMultilevel"/>
+    <w:tmpl w:val="2A0C59C0"/>
+    <w:lvl w:ilvl="0" w:tplc="39AC0780">
+      <w:start w:val="4"/>
+      <w:numFmt w:val="bullet"/>
+      <w:lvlText w:val=""/>
+      <w:lvlJc w:val="left"/>
+      <w:pPr>
+        <w:ind w:left="720" w:hanging="360"/>
+      </w:pPr>
+      <w:rPr>
+        <w:rFonts w:ascii="Wingdings" w:eastAsia="Calibri" w:hAnsi="Wingdings" w:cs="Calibri" w:hint="default"/>
+      </w:rPr>
+    </w:lvl>
+    <w:lvl w:ilvl="1" w:tplc="40090003" w:tentative="1">
+      <w:start w:val="1"/>
+      <w:numFmt w:val="bullet"/>
+      <w:lvlText w:val="o"/>
+      <w:lvlJc w:val="left"/>
+      <w:pPr>
+        <w:ind w:left="1440" w:hanging="360"/>
+      </w:pPr>
+      <w:rPr>
+        <w:rFonts w:ascii="Courier New" w:hAnsi="Courier New" w:cs="Courier New" w:hint="default"/>
+      </w:rPr>
+    </w:lvl>
+    <w:lvl w:ilvl="2" w:tplc="40090005" w:tentative="1">
+      <w:start w:val="1"/>
+      <w:numFmt w:val="bullet"/>
+      <w:lvlText w:val=""/>
+      <w:lvlJc w:val="left"/>
+      <w:pPr>
+        <w:ind w:left="2160" w:hanging="360"/>
+      </w:pPr>
+      <w:rPr>
+        <w:rFonts w:ascii="Wingdings" w:hAnsi="Wingdings" w:hint="default"/>
+      </w:rPr>
+    </w:lvl>
+    <w:lvl w:ilvl="3" w:tplc="40090001" w:tentative="1">
+      <w:start w:val="1"/>
+      <w:numFmt w:val="bullet"/>
+      <w:lvlText w:val=""/>
+      <w:lvlJc w:val="left"/>
+      <w:pPr>
+        <w:ind w:left="2880" w:hanging="360"/>
+      </w:pPr>
+      <w:rPr>
+        <w:rFonts w:ascii="Symbol" w:hAnsi="Symbol" w:hint="default"/>
+      </w:rPr>
+    </w:lvl>
+    <w:lvl w:ilvl="4" w:tplc="40090003" w:tentative="1">
+      <w:start w:val="1"/>
+      <w:numFmt w:val="bullet"/>
+      <w:lvlText w:val="o"/>
+      <w:lvlJc w:val="left"/>
+      <w:pPr>
+        <w:ind w:left="3600" w:hanging="360"/>
+      </w:pPr>
+      <w:rPr>
+        <w:rFonts w:ascii="Courier New" w:hAnsi="Courier New" w:cs="Courier New" w:hint="default"/>
+      </w:rPr>
+    </w:lvl>
+    <w:lvl w:ilvl="5" w:tplc="40090005" w:tentative="1">
+      <w:start w:val="1"/>
+      <w:numFmt w:val="bullet"/>
+      <w:lvlText w:val=""/>
+      <w:lvlJc w:val="left"/>
+      <w:pPr>
+        <w:ind w:left="4320" w:hanging="360"/>
+      </w:pPr>
+      <w:rPr>
+        <w:rFonts w:ascii="Wingdings" w:hAnsi="Wingdings" w:hint="default"/>
+      </w:rPr>
+    </w:lvl>
+    <w:lvl w:ilvl="6" w:tplc="40090001" w:tentative="1">
+      <w:start w:val="1"/>
+      <w:numFmt w:val="bullet"/>
+      <w:lvlText w:val=""/>
+      <w:lvlJc w:val="left"/>
+      <w:pPr>
+        <w:ind w:left="5040" w:hanging="360"/>
+      </w:pPr>
+      <w:rPr>
+        <w:rFonts w:ascii="Symbol" w:hAnsi="Symbol" w:hint="default"/>
+      </w:rPr>
+    </w:lvl>
+    <w:lvl w:ilvl="7" w:tplc="40090003" w:tentative="1">
+      <w:start w:val="1"/>
+      <w:numFmt w:val="bullet"/>
+      <w:lvlText w:val="o"/>
+      <w:lvlJc w:val="left"/>
+      <w:pPr>
+        <w:ind w:left="5760" w:hanging="360"/>
+      </w:pPr>
+      <w:rPr>
+        <w:rFonts w:ascii="Courier New" w:hAnsi="Courier New" w:cs="Courier New" w:hint="default"/>
+      </w:rPr>
+    </w:lvl>
+    <w:lvl w:ilvl="8" w:tplc="40090005" w:tentative="1">
+      <w:start w:val="1"/>
+      <w:numFmt w:val="bullet"/>
+      <w:lvlText w:val=""/>
+      <w:lvlJc w:val="left"/>
+      <w:pPr>
+        <w:ind w:left="6480" w:hanging="360"/>
+      </w:pPr>
+      <w:rPr>
+        <w:rFonts w:ascii="Wingdings" w:hAnsi="Wingdings" w:hint="default"/>
+      </w:rPr>
+    </w:lvl>
+  </w:abstractNum>
+  <w:abstractNum w:abstractNumId="6" w15:restartNumberingAfterBreak="0">
+    <w:nsid w:val="32B740D0"/>
+    <w:multiLevelType w:val="hybridMultilevel"/>
+    <w:tmpl w:val="46A69F70"/>
+    <w:lvl w:ilvl="0" w:tplc="1D047E48">
+      <w:start w:val="1"/>
+      <w:numFmt w:val="decimal"/>
+      <w:lvlText w:val="%1."/>
+      <w:lvlJc w:val="left"/>
+      <w:pPr>
+        <w:ind w:left="2314" w:hanging="310"/>
+      </w:pPr>
+      <w:rPr>
+        <w:spacing w:val="0"/>
+        <w:w w:val="100"/>
+        <w:lang w:val="en-US" w:eastAsia="en-US" w:bidi="ar-SA"/>
+      </w:rPr>
+    </w:lvl>
+    <w:lvl w:ilvl="1" w:tplc="2B46A986">
+      <w:numFmt w:val="bullet"/>
+      <w:lvlText w:val="•"/>
+      <w:lvlJc w:val="left"/>
+      <w:pPr>
+        <w:ind w:left="3165" w:hanging="310"/>
+      </w:pPr>
+      <w:rPr>
+        <w:lang w:val="en-US" w:eastAsia="en-US" w:bidi="ar-SA"/>
+      </w:rPr>
+    </w:lvl>
+    <w:lvl w:ilvl="2" w:tplc="1278F9D2">
+      <w:numFmt w:val="bullet"/>
+      <w:lvlText w:val="•"/>
+      <w:lvlJc w:val="left"/>
+      <w:pPr>
+        <w:ind w:left="4010" w:hanging="310"/>
+      </w:pPr>
+      <w:rPr>
+        <w:lang w:val="en-US" w:eastAsia="en-US" w:bidi="ar-SA"/>
+      </w:rPr>
+    </w:lvl>
+    <w:lvl w:ilvl="3" w:tplc="B866B8AA">
+      <w:numFmt w:val="bullet"/>
+      <w:lvlText w:val="•"/>
+      <w:lvlJc w:val="left"/>
+      <w:pPr>
+        <w:ind w:left="4856" w:hanging="310"/>
+      </w:pPr>
+      <w:rPr>
+        <w:lang w:val="en-US" w:eastAsia="en-US" w:bidi="ar-SA"/>
+      </w:rPr>
+    </w:lvl>
+    <w:lvl w:ilvl="4" w:tplc="C23CF318">
+      <w:numFmt w:val="bullet"/>
+      <w:lvlText w:val="•"/>
+      <w:lvlJc w:val="left"/>
+      <w:pPr>
+        <w:ind w:left="5701" w:hanging="310"/>
+      </w:pPr>
+      <w:rPr>
+        <w:lang w:val="en-US" w:eastAsia="en-US" w:bidi="ar-SA"/>
+      </w:rPr>
+    </w:lvl>
+    <w:lvl w:ilvl="5" w:tplc="9F76EB2A">
+      <w:numFmt w:val="bullet"/>
+      <w:lvlText w:val="•"/>
+      <w:lvlJc w:val="left"/>
+      <w:pPr>
+        <w:ind w:left="6547" w:hanging="310"/>
+      </w:pPr>
+      <w:rPr>
+        <w:lang w:val="en-US" w:eastAsia="en-US" w:bidi="ar-SA"/>
+      </w:rPr>
+    </w:lvl>
+    <w:lvl w:ilvl="6" w:tplc="5E46FF78">
+      <w:numFmt w:val="bullet"/>
+      <w:lvlText w:val="•"/>
+      <w:lvlJc w:val="left"/>
+      <w:pPr>
+        <w:ind w:left="7392" w:hanging="310"/>
+      </w:pPr>
+      <w:rPr>
+        <w:lang w:val="en-US" w:eastAsia="en-US" w:bidi="ar-SA"/>
+      </w:rPr>
+    </w:lvl>
+    <w:lvl w:ilvl="7" w:tplc="492EF110">
+      <w:numFmt w:val="bullet"/>
+      <w:lvlText w:val="•"/>
+      <w:lvlJc w:val="left"/>
+      <w:pPr>
+        <w:ind w:left="8238" w:hanging="310"/>
+      </w:pPr>
+      <w:rPr>
+        <w:lang w:val="en-US" w:eastAsia="en-US" w:bidi="ar-SA"/>
+      </w:rPr>
+    </w:lvl>
+    <w:lvl w:ilvl="8" w:tplc="8E362F1E">
+      <w:numFmt w:val="bullet"/>
+      <w:lvlText w:val="•"/>
+      <w:lvlJc w:val="left"/>
+      <w:pPr>
+        <w:ind w:left="9083" w:hanging="310"/>
+      </w:pPr>
+      <w:rPr>
+        <w:lang w:val="en-US" w:eastAsia="en-US" w:bidi="ar-SA"/>
+      </w:rPr>
+    </w:lvl>
+  </w:abstractNum>
+  <w:abstractNum w:abstractNumId="7" w15:restartNumberingAfterBreak="0">
     <w:nsid w:val="33075378"/>
     <w:multiLevelType w:val="multilevel"/>
     <w:tmpl w:val="D950830E"/>
@@ -1903,7 +1398,460 @@
       </w:rPr>
     </w:lvl>
   </w:abstractNum>
-  <w:abstractNum w:abstractNumId="4" w15:restartNumberingAfterBreak="0">
+  <w:abstractNum w:abstractNumId="8" w15:restartNumberingAfterBreak="0">
+    <w:nsid w:val="33812A6E"/>
+    <w:multiLevelType w:val="hybridMultilevel"/>
+    <w:tmpl w:val="08AAC6D8"/>
+    <w:lvl w:ilvl="0" w:tplc="0A3033D4">
+      <w:start w:val="1"/>
+      <w:numFmt w:val="decimal"/>
+      <w:lvlText w:val="%1."/>
+      <w:lvlJc w:val="left"/>
+      <w:pPr>
+        <w:ind w:left="2314" w:hanging="310"/>
+      </w:pPr>
+      <w:rPr>
+        <w:rFonts w:ascii="Times New Roman" w:eastAsia="Times New Roman" w:hAnsi="Times New Roman" w:cs="Times New Roman" w:hint="default"/>
+        <w:b w:val="0"/>
+        <w:bCs w:val="0"/>
+        <w:i w:val="0"/>
+        <w:iCs w:val="0"/>
+        <w:spacing w:val="0"/>
+        <w:w w:val="100"/>
+        <w:sz w:val="24"/>
+        <w:szCs w:val="24"/>
+        <w:lang w:val="en-US" w:eastAsia="en-US" w:bidi="ar-SA"/>
+      </w:rPr>
+    </w:lvl>
+    <w:lvl w:ilvl="1" w:tplc="9DA423B0">
+      <w:numFmt w:val="bullet"/>
+      <w:lvlText w:val="•"/>
+      <w:lvlJc w:val="left"/>
+      <w:pPr>
+        <w:ind w:left="3165" w:hanging="310"/>
+      </w:pPr>
+      <w:rPr>
+        <w:lang w:val="en-US" w:eastAsia="en-US" w:bidi="ar-SA"/>
+      </w:rPr>
+    </w:lvl>
+    <w:lvl w:ilvl="2" w:tplc="A21CB3B4">
+      <w:numFmt w:val="bullet"/>
+      <w:lvlText w:val="•"/>
+      <w:lvlJc w:val="left"/>
+      <w:pPr>
+        <w:ind w:left="4010" w:hanging="310"/>
+      </w:pPr>
+      <w:rPr>
+        <w:lang w:val="en-US" w:eastAsia="en-US" w:bidi="ar-SA"/>
+      </w:rPr>
+    </w:lvl>
+    <w:lvl w:ilvl="3" w:tplc="A596DC1A">
+      <w:numFmt w:val="bullet"/>
+      <w:lvlText w:val="•"/>
+      <w:lvlJc w:val="left"/>
+      <w:pPr>
+        <w:ind w:left="4856" w:hanging="310"/>
+      </w:pPr>
+      <w:rPr>
+        <w:lang w:val="en-US" w:eastAsia="en-US" w:bidi="ar-SA"/>
+      </w:rPr>
+    </w:lvl>
+    <w:lvl w:ilvl="4" w:tplc="5F408CA4">
+      <w:numFmt w:val="bullet"/>
+      <w:lvlText w:val="•"/>
+      <w:lvlJc w:val="left"/>
+      <w:pPr>
+        <w:ind w:left="5701" w:hanging="310"/>
+      </w:pPr>
+      <w:rPr>
+        <w:lang w:val="en-US" w:eastAsia="en-US" w:bidi="ar-SA"/>
+      </w:rPr>
+    </w:lvl>
+    <w:lvl w:ilvl="5" w:tplc="177C3CEC">
+      <w:numFmt w:val="bullet"/>
+      <w:lvlText w:val="•"/>
+      <w:lvlJc w:val="left"/>
+      <w:pPr>
+        <w:ind w:left="6547" w:hanging="310"/>
+      </w:pPr>
+      <w:rPr>
+        <w:lang w:val="en-US" w:eastAsia="en-US" w:bidi="ar-SA"/>
+      </w:rPr>
+    </w:lvl>
+    <w:lvl w:ilvl="6" w:tplc="A502D60C">
+      <w:numFmt w:val="bullet"/>
+      <w:lvlText w:val="•"/>
+      <w:lvlJc w:val="left"/>
+      <w:pPr>
+        <w:ind w:left="7392" w:hanging="310"/>
+      </w:pPr>
+      <w:rPr>
+        <w:lang w:val="en-US" w:eastAsia="en-US" w:bidi="ar-SA"/>
+      </w:rPr>
+    </w:lvl>
+    <w:lvl w:ilvl="7" w:tplc="38940490">
+      <w:numFmt w:val="bullet"/>
+      <w:lvlText w:val="•"/>
+      <w:lvlJc w:val="left"/>
+      <w:pPr>
+        <w:ind w:left="8238" w:hanging="310"/>
+      </w:pPr>
+      <w:rPr>
+        <w:lang w:val="en-US" w:eastAsia="en-US" w:bidi="ar-SA"/>
+      </w:rPr>
+    </w:lvl>
+    <w:lvl w:ilvl="8" w:tplc="7228F022">
+      <w:numFmt w:val="bullet"/>
+      <w:lvlText w:val="•"/>
+      <w:lvlJc w:val="left"/>
+      <w:pPr>
+        <w:ind w:left="9083" w:hanging="310"/>
+      </w:pPr>
+      <w:rPr>
+        <w:lang w:val="en-US" w:eastAsia="en-US" w:bidi="ar-SA"/>
+      </w:rPr>
+    </w:lvl>
+  </w:abstractNum>
+  <w:abstractNum w:abstractNumId="9" w15:restartNumberingAfterBreak="0">
+    <w:nsid w:val="362E37D7"/>
+    <w:multiLevelType w:val="hybridMultilevel"/>
+    <w:tmpl w:val="93046A6A"/>
+    <w:lvl w:ilvl="0" w:tplc="1F3CB49E">
+      <w:start w:val="1"/>
+      <w:numFmt w:val="bullet"/>
+      <w:lvlText w:val="-"/>
+      <w:lvlJc w:val="left"/>
+      <w:pPr>
+        <w:ind w:left="720" w:hanging="360"/>
+      </w:pPr>
+      <w:rPr>
+        <w:rFonts w:ascii="Calibri" w:eastAsia="Calibri" w:hAnsi="Calibri" w:cs="Calibri" w:hint="default"/>
+      </w:rPr>
+    </w:lvl>
+    <w:lvl w:ilvl="1" w:tplc="40090003" w:tentative="1">
+      <w:start w:val="1"/>
+      <w:numFmt w:val="bullet"/>
+      <w:lvlText w:val="o"/>
+      <w:lvlJc w:val="left"/>
+      <w:pPr>
+        <w:ind w:left="1440" w:hanging="360"/>
+      </w:pPr>
+      <w:rPr>
+        <w:rFonts w:ascii="Courier New" w:hAnsi="Courier New" w:cs="Courier New" w:hint="default"/>
+      </w:rPr>
+    </w:lvl>
+    <w:lvl w:ilvl="2" w:tplc="40090005" w:tentative="1">
+      <w:start w:val="1"/>
+      <w:numFmt w:val="bullet"/>
+      <w:lvlText w:val=""/>
+      <w:lvlJc w:val="left"/>
+      <w:pPr>
+        <w:ind w:left="2160" w:hanging="360"/>
+      </w:pPr>
+      <w:rPr>
+        <w:rFonts w:ascii="Wingdings" w:hAnsi="Wingdings" w:hint="default"/>
+      </w:rPr>
+    </w:lvl>
+    <w:lvl w:ilvl="3" w:tplc="40090001" w:tentative="1">
+      <w:start w:val="1"/>
+      <w:numFmt w:val="bullet"/>
+      <w:lvlText w:val=""/>
+      <w:lvlJc w:val="left"/>
+      <w:pPr>
+        <w:ind w:left="2880" w:hanging="360"/>
+      </w:pPr>
+      <w:rPr>
+        <w:rFonts w:ascii="Symbol" w:hAnsi="Symbol" w:hint="default"/>
+      </w:rPr>
+    </w:lvl>
+    <w:lvl w:ilvl="4" w:tplc="40090003" w:tentative="1">
+      <w:start w:val="1"/>
+      <w:numFmt w:val="bullet"/>
+      <w:lvlText w:val="o"/>
+      <w:lvlJc w:val="left"/>
+      <w:pPr>
+        <w:ind w:left="3600" w:hanging="360"/>
+      </w:pPr>
+      <w:rPr>
+        <w:rFonts w:ascii="Courier New" w:hAnsi="Courier New" w:cs="Courier New" w:hint="default"/>
+      </w:rPr>
+    </w:lvl>
+    <w:lvl w:ilvl="5" w:tplc="40090005" w:tentative="1">
+      <w:start w:val="1"/>
+      <w:numFmt w:val="bullet"/>
+      <w:lvlText w:val=""/>
+      <w:lvlJc w:val="left"/>
+      <w:pPr>
+        <w:ind w:left="4320" w:hanging="360"/>
+      </w:pPr>
+      <w:rPr>
+        <w:rFonts w:ascii="Wingdings" w:hAnsi="Wingdings" w:hint="default"/>
+      </w:rPr>
+    </w:lvl>
+    <w:lvl w:ilvl="6" w:tplc="40090001" w:tentative="1">
+      <w:start w:val="1"/>
+      <w:numFmt w:val="bullet"/>
+      <w:lvlText w:val=""/>
+      <w:lvlJc w:val="left"/>
+      <w:pPr>
+        <w:ind w:left="5040" w:hanging="360"/>
+      </w:pPr>
+      <w:rPr>
+        <w:rFonts w:ascii="Symbol" w:hAnsi="Symbol" w:hint="default"/>
+      </w:rPr>
+    </w:lvl>
+    <w:lvl w:ilvl="7" w:tplc="40090003" w:tentative="1">
+      <w:start w:val="1"/>
+      <w:numFmt w:val="bullet"/>
+      <w:lvlText w:val="o"/>
+      <w:lvlJc w:val="left"/>
+      <w:pPr>
+        <w:ind w:left="5760" w:hanging="360"/>
+      </w:pPr>
+      <w:rPr>
+        <w:rFonts w:ascii="Courier New" w:hAnsi="Courier New" w:cs="Courier New" w:hint="default"/>
+      </w:rPr>
+    </w:lvl>
+    <w:lvl w:ilvl="8" w:tplc="40090005" w:tentative="1">
+      <w:start w:val="1"/>
+      <w:numFmt w:val="bullet"/>
+      <w:lvlText w:val=""/>
+      <w:lvlJc w:val="left"/>
+      <w:pPr>
+        <w:ind w:left="6480" w:hanging="360"/>
+      </w:pPr>
+      <w:rPr>
+        <w:rFonts w:ascii="Wingdings" w:hAnsi="Wingdings" w:hint="default"/>
+      </w:rPr>
+    </w:lvl>
+  </w:abstractNum>
+  <w:abstractNum w:abstractNumId="10" w15:restartNumberingAfterBreak="0">
+    <w:nsid w:val="393F5AA6"/>
+    <w:multiLevelType w:val="hybridMultilevel"/>
+    <w:tmpl w:val="C8A610B0"/>
+    <w:lvl w:ilvl="0" w:tplc="40090001">
+      <w:start w:val="1"/>
+      <w:numFmt w:val="bullet"/>
+      <w:lvlText w:val=""/>
+      <w:lvlJc w:val="left"/>
+      <w:pPr>
+        <w:ind w:left="720" w:hanging="360"/>
+      </w:pPr>
+      <w:rPr>
+        <w:rFonts w:ascii="Symbol" w:hAnsi="Symbol" w:hint="default"/>
+      </w:rPr>
+    </w:lvl>
+    <w:lvl w:ilvl="1" w:tplc="40090003" w:tentative="1">
+      <w:start w:val="1"/>
+      <w:numFmt w:val="bullet"/>
+      <w:lvlText w:val="o"/>
+      <w:lvlJc w:val="left"/>
+      <w:pPr>
+        <w:ind w:left="1440" w:hanging="360"/>
+      </w:pPr>
+      <w:rPr>
+        <w:rFonts w:ascii="Courier New" w:hAnsi="Courier New" w:cs="Courier New" w:hint="default"/>
+      </w:rPr>
+    </w:lvl>
+    <w:lvl w:ilvl="2" w:tplc="40090005" w:tentative="1">
+      <w:start w:val="1"/>
+      <w:numFmt w:val="bullet"/>
+      <w:lvlText w:val=""/>
+      <w:lvlJc w:val="left"/>
+      <w:pPr>
+        <w:ind w:left="2160" w:hanging="360"/>
+      </w:pPr>
+      <w:rPr>
+        <w:rFonts w:ascii="Wingdings" w:hAnsi="Wingdings" w:hint="default"/>
+      </w:rPr>
+    </w:lvl>
+    <w:lvl w:ilvl="3" w:tplc="40090001" w:tentative="1">
+      <w:start w:val="1"/>
+      <w:numFmt w:val="bullet"/>
+      <w:lvlText w:val=""/>
+      <w:lvlJc w:val="left"/>
+      <w:pPr>
+        <w:ind w:left="2880" w:hanging="360"/>
+      </w:pPr>
+      <w:rPr>
+        <w:rFonts w:ascii="Symbol" w:hAnsi="Symbol" w:hint="default"/>
+      </w:rPr>
+    </w:lvl>
+    <w:lvl w:ilvl="4" w:tplc="40090003" w:tentative="1">
+      <w:start w:val="1"/>
+      <w:numFmt w:val="bullet"/>
+      <w:lvlText w:val="o"/>
+      <w:lvlJc w:val="left"/>
+      <w:pPr>
+        <w:ind w:left="3600" w:hanging="360"/>
+      </w:pPr>
+      <w:rPr>
+        <w:rFonts w:ascii="Courier New" w:hAnsi="Courier New" w:cs="Courier New" w:hint="default"/>
+      </w:rPr>
+    </w:lvl>
+    <w:lvl w:ilvl="5" w:tplc="40090005" w:tentative="1">
+      <w:start w:val="1"/>
+      <w:numFmt w:val="bullet"/>
+      <w:lvlText w:val=""/>
+      <w:lvlJc w:val="left"/>
+      <w:pPr>
+        <w:ind w:left="4320" w:hanging="360"/>
+      </w:pPr>
+      <w:rPr>
+        <w:rFonts w:ascii="Wingdings" w:hAnsi="Wingdings" w:hint="default"/>
+      </w:rPr>
+    </w:lvl>
+    <w:lvl w:ilvl="6" w:tplc="40090001" w:tentative="1">
+      <w:start w:val="1"/>
+      <w:numFmt w:val="bullet"/>
+      <w:lvlText w:val=""/>
+      <w:lvlJc w:val="left"/>
+      <w:pPr>
+        <w:ind w:left="5040" w:hanging="360"/>
+      </w:pPr>
+      <w:rPr>
+        <w:rFonts w:ascii="Symbol" w:hAnsi="Symbol" w:hint="default"/>
+      </w:rPr>
+    </w:lvl>
+    <w:lvl w:ilvl="7" w:tplc="40090003" w:tentative="1">
+      <w:start w:val="1"/>
+      <w:numFmt w:val="bullet"/>
+      <w:lvlText w:val="o"/>
+      <w:lvlJc w:val="left"/>
+      <w:pPr>
+        <w:ind w:left="5760" w:hanging="360"/>
+      </w:pPr>
+      <w:rPr>
+        <w:rFonts w:ascii="Courier New" w:hAnsi="Courier New" w:cs="Courier New" w:hint="default"/>
+      </w:rPr>
+    </w:lvl>
+    <w:lvl w:ilvl="8" w:tplc="40090005" w:tentative="1">
+      <w:start w:val="1"/>
+      <w:numFmt w:val="bullet"/>
+      <w:lvlText w:val=""/>
+      <w:lvlJc w:val="left"/>
+      <w:pPr>
+        <w:ind w:left="6480" w:hanging="360"/>
+      </w:pPr>
+      <w:rPr>
+        <w:rFonts w:ascii="Wingdings" w:hAnsi="Wingdings" w:hint="default"/>
+      </w:rPr>
+    </w:lvl>
+  </w:abstractNum>
+  <w:abstractNum w:abstractNumId="11" w15:restartNumberingAfterBreak="0">
+    <w:nsid w:val="43426B28"/>
+    <w:multiLevelType w:val="hybridMultilevel"/>
+    <w:tmpl w:val="5D585702"/>
+    <w:lvl w:ilvl="0" w:tplc="40090003">
+      <w:start w:val="1"/>
+      <w:numFmt w:val="bullet"/>
+      <w:lvlText w:val="o"/>
+      <w:lvlJc w:val="left"/>
+      <w:pPr>
+        <w:ind w:left="720" w:hanging="360"/>
+      </w:pPr>
+      <w:rPr>
+        <w:rFonts w:ascii="Courier New" w:hAnsi="Courier New" w:cs="Courier New" w:hint="default"/>
+      </w:rPr>
+    </w:lvl>
+    <w:lvl w:ilvl="1" w:tplc="40090003" w:tentative="1">
+      <w:start w:val="1"/>
+      <w:numFmt w:val="bullet"/>
+      <w:lvlText w:val="o"/>
+      <w:lvlJc w:val="left"/>
+      <w:pPr>
+        <w:ind w:left="1440" w:hanging="360"/>
+      </w:pPr>
+      <w:rPr>
+        <w:rFonts w:ascii="Courier New" w:hAnsi="Courier New" w:cs="Courier New" w:hint="default"/>
+      </w:rPr>
+    </w:lvl>
+    <w:lvl w:ilvl="2" w:tplc="40090005" w:tentative="1">
+      <w:start w:val="1"/>
+      <w:numFmt w:val="bullet"/>
+      <w:lvlText w:val=""/>
+      <w:lvlJc w:val="left"/>
+      <w:pPr>
+        <w:ind w:left="2160" w:hanging="360"/>
+      </w:pPr>
+      <w:rPr>
+        <w:rFonts w:ascii="Wingdings" w:hAnsi="Wingdings" w:hint="default"/>
+      </w:rPr>
+    </w:lvl>
+    <w:lvl w:ilvl="3" w:tplc="40090001" w:tentative="1">
+      <w:start w:val="1"/>
+      <w:numFmt w:val="bullet"/>
+      <w:lvlText w:val=""/>
+      <w:lvlJc w:val="left"/>
+      <w:pPr>
+        <w:ind w:left="2880" w:hanging="360"/>
+      </w:pPr>
+      <w:rPr>
+        <w:rFonts w:ascii="Symbol" w:hAnsi="Symbol" w:hint="default"/>
+      </w:rPr>
+    </w:lvl>
+    <w:lvl w:ilvl="4" w:tplc="40090003" w:tentative="1">
+      <w:start w:val="1"/>
+      <w:numFmt w:val="bullet"/>
+      <w:lvlText w:val="o"/>
+      <w:lvlJc w:val="left"/>
+      <w:pPr>
+        <w:ind w:left="3600" w:hanging="360"/>
+      </w:pPr>
+      <w:rPr>
+        <w:rFonts w:ascii="Courier New" w:hAnsi="Courier New" w:cs="Courier New" w:hint="default"/>
+      </w:rPr>
+    </w:lvl>
+    <w:lvl w:ilvl="5" w:tplc="40090005" w:tentative="1">
+      <w:start w:val="1"/>
+      <w:numFmt w:val="bullet"/>
+      <w:lvlText w:val=""/>
+      <w:lvlJc w:val="left"/>
+      <w:pPr>
+        <w:ind w:left="4320" w:hanging="360"/>
+      </w:pPr>
+      <w:rPr>
+        <w:rFonts w:ascii="Wingdings" w:hAnsi="Wingdings" w:hint="default"/>
+      </w:rPr>
+    </w:lvl>
+    <w:lvl w:ilvl="6" w:tplc="40090001" w:tentative="1">
+      <w:start w:val="1"/>
+      <w:numFmt w:val="bullet"/>
+      <w:lvlText w:val=""/>
+      <w:lvlJc w:val="left"/>
+      <w:pPr>
+        <w:ind w:left="5040" w:hanging="360"/>
+      </w:pPr>
+      <w:rPr>
+        <w:rFonts w:ascii="Symbol" w:hAnsi="Symbol" w:hint="default"/>
+      </w:rPr>
+    </w:lvl>
+    <w:lvl w:ilvl="7" w:tplc="40090003" w:tentative="1">
+      <w:start w:val="1"/>
+      <w:numFmt w:val="bullet"/>
+      <w:lvlText w:val="o"/>
+      <w:lvlJc w:val="left"/>
+      <w:pPr>
+        <w:ind w:left="5760" w:hanging="360"/>
+      </w:pPr>
+      <w:rPr>
+        <w:rFonts w:ascii="Courier New" w:hAnsi="Courier New" w:cs="Courier New" w:hint="default"/>
+      </w:rPr>
+    </w:lvl>
+    <w:lvl w:ilvl="8" w:tplc="40090005" w:tentative="1">
+      <w:start w:val="1"/>
+      <w:numFmt w:val="bullet"/>
+      <w:lvlText w:val=""/>
+      <w:lvlJc w:val="left"/>
+      <w:pPr>
+        <w:ind w:left="6480" w:hanging="360"/>
+      </w:pPr>
+      <w:rPr>
+        <w:rFonts w:ascii="Wingdings" w:hAnsi="Wingdings" w:hint="default"/>
+      </w:rPr>
+    </w:lvl>
+  </w:abstractNum>
+  <w:abstractNum w:abstractNumId="12" w15:restartNumberingAfterBreak="0">
     <w:nsid w:val="434459F3"/>
     <w:multiLevelType w:val="multilevel"/>
     <w:tmpl w:val="0396D2FA"/>
@@ -1914,9 +1862,9 @@
       <w:lvlJc w:val="left"/>
       <w:pPr>
         <w:tabs>
-          <w:tab w:val="num" w:pos="720"/>
-        </w:tabs>
-        <w:ind w:left="720" w:hanging="360"/>
+          <w:tab w:val="num" w:pos="502"/>
+        </w:tabs>
+        <w:ind w:left="502" w:hanging="360"/>
       </w:pPr>
       <w:rPr>
         <w:rFonts w:ascii="Symbol" w:hAnsi="Symbol" w:hint="default"/>
@@ -1930,9 +1878,9 @@
       <w:lvlJc w:val="left"/>
       <w:pPr>
         <w:tabs>
-          <w:tab w:val="num" w:pos="1440"/>
-        </w:tabs>
-        <w:ind w:left="1440" w:hanging="360"/>
+          <w:tab w:val="num" w:pos="1222"/>
+        </w:tabs>
+        <w:ind w:left="1222" w:hanging="360"/>
       </w:pPr>
       <w:rPr>
         <w:rFonts w:ascii="Courier New" w:hAnsi="Courier New" w:hint="default"/>
@@ -1946,113 +1894,339 @@
       <w:lvlJc w:val="left"/>
       <w:pPr>
         <w:tabs>
-          <w:tab w:val="num" w:pos="2160"/>
-        </w:tabs>
+          <w:tab w:val="num" w:pos="1942"/>
+        </w:tabs>
+        <w:ind w:left="1942" w:hanging="360"/>
+      </w:pPr>
+      <w:rPr>
+        <w:rFonts w:ascii="Wingdings" w:hAnsi="Wingdings" w:hint="default"/>
+        <w:sz w:val="20"/>
+      </w:rPr>
+    </w:lvl>
+    <w:lvl w:ilvl="3" w:tentative="1">
+      <w:start w:val="1"/>
+      <w:numFmt w:val="bullet"/>
+      <w:lvlText w:val=""/>
+      <w:lvlJc w:val="left"/>
+      <w:pPr>
+        <w:tabs>
+          <w:tab w:val="num" w:pos="2662"/>
+        </w:tabs>
+        <w:ind w:left="2662" w:hanging="360"/>
+      </w:pPr>
+      <w:rPr>
+        <w:rFonts w:ascii="Wingdings" w:hAnsi="Wingdings" w:hint="default"/>
+        <w:sz w:val="20"/>
+      </w:rPr>
+    </w:lvl>
+    <w:lvl w:ilvl="4" w:tentative="1">
+      <w:start w:val="1"/>
+      <w:numFmt w:val="bullet"/>
+      <w:lvlText w:val=""/>
+      <w:lvlJc w:val="left"/>
+      <w:pPr>
+        <w:tabs>
+          <w:tab w:val="num" w:pos="3382"/>
+        </w:tabs>
+        <w:ind w:left="3382" w:hanging="360"/>
+      </w:pPr>
+      <w:rPr>
+        <w:rFonts w:ascii="Wingdings" w:hAnsi="Wingdings" w:hint="default"/>
+        <w:sz w:val="20"/>
+      </w:rPr>
+    </w:lvl>
+    <w:lvl w:ilvl="5" w:tentative="1">
+      <w:start w:val="1"/>
+      <w:numFmt w:val="bullet"/>
+      <w:lvlText w:val=""/>
+      <w:lvlJc w:val="left"/>
+      <w:pPr>
+        <w:tabs>
+          <w:tab w:val="num" w:pos="4102"/>
+        </w:tabs>
+        <w:ind w:left="4102" w:hanging="360"/>
+      </w:pPr>
+      <w:rPr>
+        <w:rFonts w:ascii="Wingdings" w:hAnsi="Wingdings" w:hint="default"/>
+        <w:sz w:val="20"/>
+      </w:rPr>
+    </w:lvl>
+    <w:lvl w:ilvl="6" w:tentative="1">
+      <w:start w:val="1"/>
+      <w:numFmt w:val="bullet"/>
+      <w:lvlText w:val=""/>
+      <w:lvlJc w:val="left"/>
+      <w:pPr>
+        <w:tabs>
+          <w:tab w:val="num" w:pos="4822"/>
+        </w:tabs>
+        <w:ind w:left="4822" w:hanging="360"/>
+      </w:pPr>
+      <w:rPr>
+        <w:rFonts w:ascii="Wingdings" w:hAnsi="Wingdings" w:hint="default"/>
+        <w:sz w:val="20"/>
+      </w:rPr>
+    </w:lvl>
+    <w:lvl w:ilvl="7" w:tentative="1">
+      <w:start w:val="1"/>
+      <w:numFmt w:val="bullet"/>
+      <w:lvlText w:val=""/>
+      <w:lvlJc w:val="left"/>
+      <w:pPr>
+        <w:tabs>
+          <w:tab w:val="num" w:pos="5542"/>
+        </w:tabs>
+        <w:ind w:left="5542" w:hanging="360"/>
+      </w:pPr>
+      <w:rPr>
+        <w:rFonts w:ascii="Wingdings" w:hAnsi="Wingdings" w:hint="default"/>
+        <w:sz w:val="20"/>
+      </w:rPr>
+    </w:lvl>
+    <w:lvl w:ilvl="8" w:tentative="1">
+      <w:start w:val="1"/>
+      <w:numFmt w:val="bullet"/>
+      <w:lvlText w:val=""/>
+      <w:lvlJc w:val="left"/>
+      <w:pPr>
+        <w:tabs>
+          <w:tab w:val="num" w:pos="6262"/>
+        </w:tabs>
+        <w:ind w:left="6262" w:hanging="360"/>
+      </w:pPr>
+      <w:rPr>
+        <w:rFonts w:ascii="Wingdings" w:hAnsi="Wingdings" w:hint="default"/>
+        <w:sz w:val="20"/>
+      </w:rPr>
+    </w:lvl>
+  </w:abstractNum>
+  <w:abstractNum w:abstractNumId="13" w15:restartNumberingAfterBreak="0">
+    <w:nsid w:val="456202B1"/>
+    <w:multiLevelType w:val="hybridMultilevel"/>
+    <w:tmpl w:val="08700A2C"/>
+    <w:lvl w:ilvl="0" w:tplc="40090001">
+      <w:start w:val="1"/>
+      <w:numFmt w:val="bullet"/>
+      <w:lvlText w:val=""/>
+      <w:lvlJc w:val="left"/>
+      <w:pPr>
+        <w:ind w:left="720" w:hanging="360"/>
+      </w:pPr>
+      <w:rPr>
+        <w:rFonts w:ascii="Symbol" w:hAnsi="Symbol" w:hint="default"/>
+      </w:rPr>
+    </w:lvl>
+    <w:lvl w:ilvl="1" w:tplc="40090003" w:tentative="1">
+      <w:start w:val="1"/>
+      <w:numFmt w:val="bullet"/>
+      <w:lvlText w:val="o"/>
+      <w:lvlJc w:val="left"/>
+      <w:pPr>
+        <w:ind w:left="1440" w:hanging="360"/>
+      </w:pPr>
+      <w:rPr>
+        <w:rFonts w:ascii="Courier New" w:hAnsi="Courier New" w:cs="Courier New" w:hint="default"/>
+      </w:rPr>
+    </w:lvl>
+    <w:lvl w:ilvl="2" w:tplc="40090005" w:tentative="1">
+      <w:start w:val="1"/>
+      <w:numFmt w:val="bullet"/>
+      <w:lvlText w:val=""/>
+      <w:lvlJc w:val="left"/>
+      <w:pPr>
         <w:ind w:left="2160" w:hanging="360"/>
       </w:pPr>
       <w:rPr>
         <w:rFonts w:ascii="Wingdings" w:hAnsi="Wingdings" w:hint="default"/>
-        <w:sz w:val="20"/>
-      </w:rPr>
-    </w:lvl>
-    <w:lvl w:ilvl="3" w:tentative="1">
-      <w:start w:val="1"/>
-      <w:numFmt w:val="bullet"/>
-      <w:lvlText w:val=""/>
-      <w:lvlJc w:val="left"/>
-      <w:pPr>
-        <w:tabs>
-          <w:tab w:val="num" w:pos="2880"/>
-        </w:tabs>
+      </w:rPr>
+    </w:lvl>
+    <w:lvl w:ilvl="3" w:tplc="40090001" w:tentative="1">
+      <w:start w:val="1"/>
+      <w:numFmt w:val="bullet"/>
+      <w:lvlText w:val=""/>
+      <w:lvlJc w:val="left"/>
+      <w:pPr>
         <w:ind w:left="2880" w:hanging="360"/>
       </w:pPr>
       <w:rPr>
-        <w:rFonts w:ascii="Wingdings" w:hAnsi="Wingdings" w:hint="default"/>
-        <w:sz w:val="20"/>
-      </w:rPr>
-    </w:lvl>
-    <w:lvl w:ilvl="4" w:tentative="1">
-      <w:start w:val="1"/>
-      <w:numFmt w:val="bullet"/>
-      <w:lvlText w:val=""/>
-      <w:lvlJc w:val="left"/>
-      <w:pPr>
-        <w:tabs>
-          <w:tab w:val="num" w:pos="3600"/>
-        </w:tabs>
+        <w:rFonts w:ascii="Symbol" w:hAnsi="Symbol" w:hint="default"/>
+      </w:rPr>
+    </w:lvl>
+    <w:lvl w:ilvl="4" w:tplc="40090003" w:tentative="1">
+      <w:start w:val="1"/>
+      <w:numFmt w:val="bullet"/>
+      <w:lvlText w:val="o"/>
+      <w:lvlJc w:val="left"/>
+      <w:pPr>
         <w:ind w:left="3600" w:hanging="360"/>
       </w:pPr>
       <w:rPr>
-        <w:rFonts w:ascii="Wingdings" w:hAnsi="Wingdings" w:hint="default"/>
-        <w:sz w:val="20"/>
-      </w:rPr>
-    </w:lvl>
-    <w:lvl w:ilvl="5" w:tentative="1">
-      <w:start w:val="1"/>
-      <w:numFmt w:val="bullet"/>
-      <w:lvlText w:val=""/>
-      <w:lvlJc w:val="left"/>
-      <w:pPr>
-        <w:tabs>
-          <w:tab w:val="num" w:pos="4320"/>
-        </w:tabs>
+        <w:rFonts w:ascii="Courier New" w:hAnsi="Courier New" w:cs="Courier New" w:hint="default"/>
+      </w:rPr>
+    </w:lvl>
+    <w:lvl w:ilvl="5" w:tplc="40090005" w:tentative="1">
+      <w:start w:val="1"/>
+      <w:numFmt w:val="bullet"/>
+      <w:lvlText w:val=""/>
+      <w:lvlJc w:val="left"/>
+      <w:pPr>
         <w:ind w:left="4320" w:hanging="360"/>
       </w:pPr>
       <w:rPr>
         <w:rFonts w:ascii="Wingdings" w:hAnsi="Wingdings" w:hint="default"/>
-        <w:sz w:val="20"/>
-      </w:rPr>
-    </w:lvl>
-    <w:lvl w:ilvl="6" w:tentative="1">
-      <w:start w:val="1"/>
-      <w:numFmt w:val="bullet"/>
-      <w:lvlText w:val=""/>
-      <w:lvlJc w:val="left"/>
-      <w:pPr>
-        <w:tabs>
-          <w:tab w:val="num" w:pos="5040"/>
-        </w:tabs>
+      </w:rPr>
+    </w:lvl>
+    <w:lvl w:ilvl="6" w:tplc="40090001" w:tentative="1">
+      <w:start w:val="1"/>
+      <w:numFmt w:val="bullet"/>
+      <w:lvlText w:val=""/>
+      <w:lvlJc w:val="left"/>
+      <w:pPr>
         <w:ind w:left="5040" w:hanging="360"/>
       </w:pPr>
       <w:rPr>
-        <w:rFonts w:ascii="Wingdings" w:hAnsi="Wingdings" w:hint="default"/>
-        <w:sz w:val="20"/>
-      </w:rPr>
-    </w:lvl>
-    <w:lvl w:ilvl="7" w:tentative="1">
-      <w:start w:val="1"/>
-      <w:numFmt w:val="bullet"/>
-      <w:lvlText w:val=""/>
-      <w:lvlJc w:val="left"/>
-      <w:pPr>
-        <w:tabs>
-          <w:tab w:val="num" w:pos="5760"/>
-        </w:tabs>
+        <w:rFonts w:ascii="Symbol" w:hAnsi="Symbol" w:hint="default"/>
+      </w:rPr>
+    </w:lvl>
+    <w:lvl w:ilvl="7" w:tplc="40090003" w:tentative="1">
+      <w:start w:val="1"/>
+      <w:numFmt w:val="bullet"/>
+      <w:lvlText w:val="o"/>
+      <w:lvlJc w:val="left"/>
+      <w:pPr>
         <w:ind w:left="5760" w:hanging="360"/>
       </w:pPr>
       <w:rPr>
-        <w:rFonts w:ascii="Wingdings" w:hAnsi="Wingdings" w:hint="default"/>
-        <w:sz w:val="20"/>
-      </w:rPr>
-    </w:lvl>
-    <w:lvl w:ilvl="8" w:tentative="1">
-      <w:start w:val="1"/>
-      <w:numFmt w:val="bullet"/>
-      <w:lvlText w:val=""/>
-      <w:lvlJc w:val="left"/>
-      <w:pPr>
-        <w:tabs>
-          <w:tab w:val="num" w:pos="6480"/>
-        </w:tabs>
+        <w:rFonts w:ascii="Courier New" w:hAnsi="Courier New" w:cs="Courier New" w:hint="default"/>
+      </w:rPr>
+    </w:lvl>
+    <w:lvl w:ilvl="8" w:tplc="40090005" w:tentative="1">
+      <w:start w:val="1"/>
+      <w:numFmt w:val="bullet"/>
+      <w:lvlText w:val=""/>
+      <w:lvlJc w:val="left"/>
+      <w:pPr>
         <w:ind w:left="6480" w:hanging="360"/>
       </w:pPr>
       <w:rPr>
         <w:rFonts w:ascii="Wingdings" w:hAnsi="Wingdings" w:hint="default"/>
-        <w:sz w:val="20"/>
       </w:rPr>
     </w:lvl>
   </w:abstractNum>
-  <w:abstractNum w:abstractNumId="5" w15:restartNumberingAfterBreak="0">
+  <w:abstractNum w:abstractNumId="14" w15:restartNumberingAfterBreak="0">
+    <w:nsid w:val="56CD368A"/>
+    <w:multiLevelType w:val="hybridMultilevel"/>
+    <w:tmpl w:val="D72E9E8C"/>
+    <w:lvl w:ilvl="0" w:tplc="F67EEDFE">
+      <w:start w:val="4"/>
+      <w:numFmt w:val="bullet"/>
+      <w:lvlText w:val="-"/>
+      <w:lvlJc w:val="left"/>
+      <w:pPr>
+        <w:ind w:left="720" w:hanging="360"/>
+      </w:pPr>
+      <w:rPr>
+        <w:rFonts w:ascii="Calibri" w:eastAsia="Calibri" w:hAnsi="Calibri" w:cs="Calibri" w:hint="default"/>
+      </w:rPr>
+    </w:lvl>
+    <w:lvl w:ilvl="1" w:tplc="40090003" w:tentative="1">
+      <w:start w:val="1"/>
+      <w:numFmt w:val="bullet"/>
+      <w:lvlText w:val="o"/>
+      <w:lvlJc w:val="left"/>
+      <w:pPr>
+        <w:ind w:left="1440" w:hanging="360"/>
+      </w:pPr>
+      <w:rPr>
+        <w:rFonts w:ascii="Courier New" w:hAnsi="Courier New" w:cs="Courier New" w:hint="default"/>
+      </w:rPr>
+    </w:lvl>
+    <w:lvl w:ilvl="2" w:tplc="40090005" w:tentative="1">
+      <w:start w:val="1"/>
+      <w:numFmt w:val="bullet"/>
+      <w:lvlText w:val=""/>
+      <w:lvlJc w:val="left"/>
+      <w:pPr>
+        <w:ind w:left="2160" w:hanging="360"/>
+      </w:pPr>
+      <w:rPr>
+        <w:rFonts w:ascii="Wingdings" w:hAnsi="Wingdings" w:hint="default"/>
+      </w:rPr>
+    </w:lvl>
+    <w:lvl w:ilvl="3" w:tplc="40090001" w:tentative="1">
+      <w:start w:val="1"/>
+      <w:numFmt w:val="bullet"/>
+      <w:lvlText w:val=""/>
+      <w:lvlJc w:val="left"/>
+      <w:pPr>
+        <w:ind w:left="2880" w:hanging="360"/>
+      </w:pPr>
+      <w:rPr>
+        <w:rFonts w:ascii="Symbol" w:hAnsi="Symbol" w:hint="default"/>
+      </w:rPr>
+    </w:lvl>
+    <w:lvl w:ilvl="4" w:tplc="40090003" w:tentative="1">
+      <w:start w:val="1"/>
+      <w:numFmt w:val="bullet"/>
+      <w:lvlText w:val="o"/>
+      <w:lvlJc w:val="left"/>
+      <w:pPr>
+        <w:ind w:left="3600" w:hanging="360"/>
+      </w:pPr>
+      <w:rPr>
+        <w:rFonts w:ascii="Courier New" w:hAnsi="Courier New" w:cs="Courier New" w:hint="default"/>
+      </w:rPr>
+    </w:lvl>
+    <w:lvl w:ilvl="5" w:tplc="40090005" w:tentative="1">
+      <w:start w:val="1"/>
+      <w:numFmt w:val="bullet"/>
+      <w:lvlText w:val=""/>
+      <w:lvlJc w:val="left"/>
+      <w:pPr>
+        <w:ind w:left="4320" w:hanging="360"/>
+      </w:pPr>
+      <w:rPr>
+        <w:rFonts w:ascii="Wingdings" w:hAnsi="Wingdings" w:hint="default"/>
+      </w:rPr>
+    </w:lvl>
+    <w:lvl w:ilvl="6" w:tplc="40090001" w:tentative="1">
+      <w:start w:val="1"/>
+      <w:numFmt w:val="bullet"/>
+      <w:lvlText w:val=""/>
+      <w:lvlJc w:val="left"/>
+      <w:pPr>
+        <w:ind w:left="5040" w:hanging="360"/>
+      </w:pPr>
+      <w:rPr>
+        <w:rFonts w:ascii="Symbol" w:hAnsi="Symbol" w:hint="default"/>
+      </w:rPr>
+    </w:lvl>
+    <w:lvl w:ilvl="7" w:tplc="40090003" w:tentative="1">
+      <w:start w:val="1"/>
+      <w:numFmt w:val="bullet"/>
+      <w:lvlText w:val="o"/>
+      <w:lvlJc w:val="left"/>
+      <w:pPr>
+        <w:ind w:left="5760" w:hanging="360"/>
+      </w:pPr>
+      <w:rPr>
+        <w:rFonts w:ascii="Courier New" w:hAnsi="Courier New" w:cs="Courier New" w:hint="default"/>
+      </w:rPr>
+    </w:lvl>
+    <w:lvl w:ilvl="8" w:tplc="40090005" w:tentative="1">
+      <w:start w:val="1"/>
+      <w:numFmt w:val="bullet"/>
+      <w:lvlText w:val=""/>
+      <w:lvlJc w:val="left"/>
+      <w:pPr>
+        <w:ind w:left="6480" w:hanging="360"/>
+      </w:pPr>
+      <w:rPr>
+        <w:rFonts w:ascii="Wingdings" w:hAnsi="Wingdings" w:hint="default"/>
+      </w:rPr>
+    </w:lvl>
+  </w:abstractNum>
+  <w:abstractNum w:abstractNumId="15" w15:restartNumberingAfterBreak="0">
     <w:nsid w:val="57F065C5"/>
     <w:multiLevelType w:val="hybridMultilevel"/>
     <w:tmpl w:val="1AD6D632"/>
@@ -2174,7 +2348,120 @@
       </w:rPr>
     </w:lvl>
   </w:abstractNum>
-  <w:abstractNum w:abstractNumId="6" w15:restartNumberingAfterBreak="0">
+  <w:abstractNum w:abstractNumId="16" w15:restartNumberingAfterBreak="0">
+    <w:nsid w:val="60CF2607"/>
+    <w:multiLevelType w:val="multilevel"/>
+    <w:tmpl w:val="107A8212"/>
+    <w:lvl w:ilvl="0">
+      <w:start w:val="1"/>
+      <w:numFmt w:val="decimal"/>
+      <w:lvlText w:val="%1."/>
+      <w:lvlJc w:val="left"/>
+      <w:pPr>
+        <w:tabs>
+          <w:tab w:val="num" w:pos="720"/>
+        </w:tabs>
+        <w:ind w:left="720" w:hanging="360"/>
+      </w:pPr>
+    </w:lvl>
+    <w:lvl w:ilvl="1" w:tentative="1">
+      <w:start w:val="1"/>
+      <w:numFmt w:val="decimal"/>
+      <w:lvlText w:val="%2."/>
+      <w:lvlJc w:val="left"/>
+      <w:pPr>
+        <w:tabs>
+          <w:tab w:val="num" w:pos="1440"/>
+        </w:tabs>
+        <w:ind w:left="1440" w:hanging="360"/>
+      </w:pPr>
+    </w:lvl>
+    <w:lvl w:ilvl="2" w:tentative="1">
+      <w:start w:val="1"/>
+      <w:numFmt w:val="decimal"/>
+      <w:lvlText w:val="%3."/>
+      <w:lvlJc w:val="left"/>
+      <w:pPr>
+        <w:tabs>
+          <w:tab w:val="num" w:pos="2160"/>
+        </w:tabs>
+        <w:ind w:left="2160" w:hanging="360"/>
+      </w:pPr>
+    </w:lvl>
+    <w:lvl w:ilvl="3" w:tentative="1">
+      <w:start w:val="1"/>
+      <w:numFmt w:val="decimal"/>
+      <w:lvlText w:val="%4."/>
+      <w:lvlJc w:val="left"/>
+      <w:pPr>
+        <w:tabs>
+          <w:tab w:val="num" w:pos="2880"/>
+        </w:tabs>
+        <w:ind w:left="2880" w:hanging="360"/>
+      </w:pPr>
+    </w:lvl>
+    <w:lvl w:ilvl="4" w:tentative="1">
+      <w:start w:val="1"/>
+      <w:numFmt w:val="decimal"/>
+      <w:lvlText w:val="%5."/>
+      <w:lvlJc w:val="left"/>
+      <w:pPr>
+        <w:tabs>
+          <w:tab w:val="num" w:pos="3600"/>
+        </w:tabs>
+        <w:ind w:left="3600" w:hanging="360"/>
+      </w:pPr>
+    </w:lvl>
+    <w:lvl w:ilvl="5" w:tentative="1">
+      <w:start w:val="1"/>
+      <w:numFmt w:val="decimal"/>
+      <w:lvlText w:val="%6."/>
+      <w:lvlJc w:val="left"/>
+      <w:pPr>
+        <w:tabs>
+          <w:tab w:val="num" w:pos="4320"/>
+        </w:tabs>
+        <w:ind w:left="4320" w:hanging="360"/>
+      </w:pPr>
+    </w:lvl>
+    <w:lvl w:ilvl="6" w:tentative="1">
+      <w:start w:val="1"/>
+      <w:numFmt w:val="decimal"/>
+      <w:lvlText w:val="%7."/>
+      <w:lvlJc w:val="left"/>
+      <w:pPr>
+        <w:tabs>
+          <w:tab w:val="num" w:pos="5040"/>
+        </w:tabs>
+        <w:ind w:left="5040" w:hanging="360"/>
+      </w:pPr>
+    </w:lvl>
+    <w:lvl w:ilvl="7" w:tentative="1">
+      <w:start w:val="1"/>
+      <w:numFmt w:val="decimal"/>
+      <w:lvlText w:val="%8."/>
+      <w:lvlJc w:val="left"/>
+      <w:pPr>
+        <w:tabs>
+          <w:tab w:val="num" w:pos="5760"/>
+        </w:tabs>
+        <w:ind w:left="5760" w:hanging="360"/>
+      </w:pPr>
+    </w:lvl>
+    <w:lvl w:ilvl="8" w:tentative="1">
+      <w:start w:val="1"/>
+      <w:numFmt w:val="decimal"/>
+      <w:lvlText w:val="%9."/>
+      <w:lvlJc w:val="left"/>
+      <w:pPr>
+        <w:tabs>
+          <w:tab w:val="num" w:pos="6480"/>
+        </w:tabs>
+        <w:ind w:left="6480" w:hanging="360"/>
+      </w:pPr>
+    </w:lvl>
+  </w:abstractNum>
+  <w:abstractNum w:abstractNumId="17" w15:restartNumberingAfterBreak="0">
     <w:nsid w:val="6CAC5378"/>
     <w:multiLevelType w:val="multilevel"/>
     <w:tmpl w:val="B4A007C2"/>
@@ -2323,26 +2610,173 @@
       </w:rPr>
     </w:lvl>
   </w:abstractNum>
+  <w:abstractNum w:abstractNumId="18" w15:restartNumberingAfterBreak="0">
+    <w:nsid w:val="74F40A64"/>
+    <w:multiLevelType w:val="hybridMultilevel"/>
+    <w:tmpl w:val="D40A1226"/>
+    <w:lvl w:ilvl="0" w:tplc="4009000F">
+      <w:start w:val="1"/>
+      <w:numFmt w:val="decimal"/>
+      <w:lvlText w:val="%1."/>
+      <w:lvlJc w:val="left"/>
+      <w:pPr>
+        <w:ind w:left="720" w:hanging="360"/>
+      </w:pPr>
+      <w:rPr>
+        <w:rFonts w:hint="default"/>
+      </w:rPr>
+    </w:lvl>
+    <w:lvl w:ilvl="1" w:tplc="40090019" w:tentative="1">
+      <w:start w:val="1"/>
+      <w:numFmt w:val="lowerLetter"/>
+      <w:lvlText w:val="%2."/>
+      <w:lvlJc w:val="left"/>
+      <w:pPr>
+        <w:ind w:left="1440" w:hanging="360"/>
+      </w:pPr>
+    </w:lvl>
+    <w:lvl w:ilvl="2" w:tplc="4009001B" w:tentative="1">
+      <w:start w:val="1"/>
+      <w:numFmt w:val="lowerRoman"/>
+      <w:lvlText w:val="%3."/>
+      <w:lvlJc w:val="right"/>
+      <w:pPr>
+        <w:ind w:left="2160" w:hanging="180"/>
+      </w:pPr>
+    </w:lvl>
+    <w:lvl w:ilvl="3" w:tplc="4009000F" w:tentative="1">
+      <w:start w:val="1"/>
+      <w:numFmt w:val="decimal"/>
+      <w:lvlText w:val="%4."/>
+      <w:lvlJc w:val="left"/>
+      <w:pPr>
+        <w:ind w:left="2880" w:hanging="360"/>
+      </w:pPr>
+    </w:lvl>
+    <w:lvl w:ilvl="4" w:tplc="40090019" w:tentative="1">
+      <w:start w:val="1"/>
+      <w:numFmt w:val="lowerLetter"/>
+      <w:lvlText w:val="%5."/>
+      <w:lvlJc w:val="left"/>
+      <w:pPr>
+        <w:ind w:left="3600" w:hanging="360"/>
+      </w:pPr>
+    </w:lvl>
+    <w:lvl w:ilvl="5" w:tplc="4009001B" w:tentative="1">
+      <w:start w:val="1"/>
+      <w:numFmt w:val="lowerRoman"/>
+      <w:lvlText w:val="%6."/>
+      <w:lvlJc w:val="right"/>
+      <w:pPr>
+        <w:ind w:left="4320" w:hanging="180"/>
+      </w:pPr>
+    </w:lvl>
+    <w:lvl w:ilvl="6" w:tplc="4009000F" w:tentative="1">
+      <w:start w:val="1"/>
+      <w:numFmt w:val="decimal"/>
+      <w:lvlText w:val="%7."/>
+      <w:lvlJc w:val="left"/>
+      <w:pPr>
+        <w:ind w:left="5040" w:hanging="360"/>
+      </w:pPr>
+    </w:lvl>
+    <w:lvl w:ilvl="7" w:tplc="40090019" w:tentative="1">
+      <w:start w:val="1"/>
+      <w:numFmt w:val="lowerLetter"/>
+      <w:lvlText w:val="%8."/>
+      <w:lvlJc w:val="left"/>
+      <w:pPr>
+        <w:ind w:left="5760" w:hanging="360"/>
+      </w:pPr>
+    </w:lvl>
+    <w:lvl w:ilvl="8" w:tplc="4009001B" w:tentative="1">
+      <w:start w:val="1"/>
+      <w:numFmt w:val="lowerRoman"/>
+      <w:lvlText w:val="%9."/>
+      <w:lvlJc w:val="right"/>
+      <w:pPr>
+        <w:ind w:left="6480" w:hanging="180"/>
+      </w:pPr>
+    </w:lvl>
+  </w:abstractNum>
   <w:num w:numId="1" w16cid:durableId="353045694">
-    <w:abstractNumId w:val="5"/>
+    <w:abstractNumId w:val="15"/>
   </w:num>
   <w:num w:numId="2" w16cid:durableId="1578587612">
-    <w:abstractNumId w:val="2"/>
+    <w:abstractNumId w:val="4"/>
   </w:num>
   <w:num w:numId="3" w16cid:durableId="109206037">
-    <w:abstractNumId w:val="1"/>
+    <w:abstractNumId w:val="3"/>
   </w:num>
   <w:num w:numId="4" w16cid:durableId="463473537">
     <w:abstractNumId w:val="0"/>
   </w:num>
   <w:num w:numId="5" w16cid:durableId="809399735">
-    <w:abstractNumId w:val="4"/>
+    <w:abstractNumId w:val="12"/>
   </w:num>
   <w:num w:numId="6" w16cid:durableId="182287711">
-    <w:abstractNumId w:val="3"/>
+    <w:abstractNumId w:val="7"/>
   </w:num>
   <w:num w:numId="7" w16cid:durableId="2054301609">
+    <w:abstractNumId w:val="17"/>
+  </w:num>
+  <w:num w:numId="8" w16cid:durableId="1192304699">
+    <w:abstractNumId w:val="8"/>
+    <w:lvlOverride w:ilvl="0">
+      <w:startOverride w:val="1"/>
+    </w:lvlOverride>
+    <w:lvlOverride w:ilvl="1"/>
+    <w:lvlOverride w:ilvl="2"/>
+    <w:lvlOverride w:ilvl="3"/>
+    <w:lvlOverride w:ilvl="4"/>
+    <w:lvlOverride w:ilvl="5"/>
+    <w:lvlOverride w:ilvl="6"/>
+    <w:lvlOverride w:ilvl="7"/>
+    <w:lvlOverride w:ilvl="8"/>
+  </w:num>
+  <w:num w:numId="9" w16cid:durableId="142238550">
+    <w:abstractNumId w:val="2"/>
+  </w:num>
+  <w:num w:numId="10" w16cid:durableId="657850571">
+    <w:abstractNumId w:val="1"/>
+  </w:num>
+  <w:num w:numId="11" w16cid:durableId="1950693938">
+    <w:abstractNumId w:val="13"/>
+  </w:num>
+  <w:num w:numId="12" w16cid:durableId="1026953510">
     <w:abstractNumId w:val="6"/>
+    <w:lvlOverride w:ilvl="0">
+      <w:startOverride w:val="1"/>
+    </w:lvlOverride>
+    <w:lvlOverride w:ilvl="1"/>
+    <w:lvlOverride w:ilvl="2"/>
+    <w:lvlOverride w:ilvl="3"/>
+    <w:lvlOverride w:ilvl="4"/>
+    <w:lvlOverride w:ilvl="5"/>
+    <w:lvlOverride w:ilvl="6"/>
+    <w:lvlOverride w:ilvl="7"/>
+    <w:lvlOverride w:ilvl="8"/>
+  </w:num>
+  <w:num w:numId="13" w16cid:durableId="1962178562">
+    <w:abstractNumId w:val="10"/>
+  </w:num>
+  <w:num w:numId="14" w16cid:durableId="1212039170">
+    <w:abstractNumId w:val="11"/>
+  </w:num>
+  <w:num w:numId="15" w16cid:durableId="893664199">
+    <w:abstractNumId w:val="14"/>
+  </w:num>
+  <w:num w:numId="16" w16cid:durableId="1083841988">
+    <w:abstractNumId w:val="5"/>
+  </w:num>
+  <w:num w:numId="17" w16cid:durableId="1233471865">
+    <w:abstractNumId w:val="18"/>
+  </w:num>
+  <w:num w:numId="18" w16cid:durableId="1477338966">
+    <w:abstractNumId w:val="9"/>
+  </w:num>
+  <w:num w:numId="19" w16cid:durableId="869956954">
+    <w:abstractNumId w:val="16"/>
   </w:num>
 </w:numbering>
 </file>
@@ -2786,6 +3220,29 @@
       <w:szCs w:val="28"/>
     </w:rPr>
   </w:style>
+  <w:style w:type="paragraph" w:styleId="Heading3">
+    <w:name w:val="heading 3"/>
+    <w:basedOn w:val="Normal"/>
+    <w:next w:val="Normal"/>
+    <w:link w:val="Heading3Char"/>
+    <w:uiPriority w:val="9"/>
+    <w:semiHidden/>
+    <w:unhideWhenUsed/>
+    <w:qFormat/>
+    <w:rsid w:val="006C3B84"/>
+    <w:pPr>
+      <w:keepNext/>
+      <w:keepLines/>
+      <w:spacing w:before="40"/>
+      <w:outlineLvl w:val="2"/>
+    </w:pPr>
+    <w:rPr>
+      <w:rFonts w:asciiTheme="majorHAnsi" w:eastAsiaTheme="majorEastAsia" w:hAnsiTheme="majorHAnsi" w:cstheme="majorBidi"/>
+      <w:color w:val="243F60" w:themeColor="accent1" w:themeShade="7F"/>
+      <w:sz w:val="24"/>
+      <w:szCs w:val="24"/>
+    </w:rPr>
+  </w:style>
   <w:style w:type="character" w:default="1" w:styleId="DefaultParagraphFont">
     <w:name w:val="Default Paragraph Font"/>
     <w:uiPriority w:val="1"/>
@@ -2839,6 +3296,55 @@
     <w:basedOn w:val="Normal"/>
     <w:uiPriority w:val="1"/>
     <w:qFormat/>
+  </w:style>
+  <w:style w:type="character" w:styleId="Hyperlink">
+    <w:name w:val="Hyperlink"/>
+    <w:basedOn w:val="DefaultParagraphFont"/>
+    <w:uiPriority w:val="99"/>
+    <w:unhideWhenUsed/>
+    <w:rsid w:val="00711EFD"/>
+    <w:rPr>
+      <w:color w:val="0000FF" w:themeColor="hyperlink"/>
+      <w:u w:val="single"/>
+    </w:rPr>
+  </w:style>
+  <w:style w:type="character" w:styleId="UnresolvedMention">
+    <w:name w:val="Unresolved Mention"/>
+    <w:basedOn w:val="DefaultParagraphFont"/>
+    <w:uiPriority w:val="99"/>
+    <w:semiHidden/>
+    <w:unhideWhenUsed/>
+    <w:rsid w:val="00711EFD"/>
+    <w:rPr>
+      <w:color w:val="605E5C"/>
+      <w:shd w:val="clear" w:color="auto" w:fill="E1DFDD"/>
+    </w:rPr>
+  </w:style>
+  <w:style w:type="character" w:styleId="FollowedHyperlink">
+    <w:name w:val="FollowedHyperlink"/>
+    <w:basedOn w:val="DefaultParagraphFont"/>
+    <w:uiPriority w:val="99"/>
+    <w:semiHidden/>
+    <w:unhideWhenUsed/>
+    <w:rsid w:val="00711EFD"/>
+    <w:rPr>
+      <w:color w:val="800080" w:themeColor="followedHyperlink"/>
+      <w:u w:val="single"/>
+    </w:rPr>
+  </w:style>
+  <w:style w:type="character" w:customStyle="1" w:styleId="Heading3Char">
+    <w:name w:val="Heading 3 Char"/>
+    <w:basedOn w:val="DefaultParagraphFont"/>
+    <w:link w:val="Heading3"/>
+    <w:uiPriority w:val="9"/>
+    <w:semiHidden/>
+    <w:rsid w:val="006C3B84"/>
+    <w:rPr>
+      <w:rFonts w:asciiTheme="majorHAnsi" w:eastAsiaTheme="majorEastAsia" w:hAnsiTheme="majorHAnsi" w:cstheme="majorBidi"/>
+      <w:color w:val="243F60" w:themeColor="accent1" w:themeShade="7F"/>
+      <w:sz w:val="24"/>
+      <w:szCs w:val="24"/>
+    </w:rPr>
   </w:style>
 </w:styles>
 </file>
